--- a/Documents/Assignments/Unit 554/Unit 554 - Assignment 1 - Resubmission.docx
+++ b/Documents/Assignments/Unit 554/Unit 554 - Assignment 1 - Resubmission.docx
@@ -129,10 +129,7 @@
             <w:bookmarkStart w:id="3" w:name="_Toc203570079"/>
             <w:bookmarkStart w:id="4" w:name="_Toc204768985"/>
             <w:r>
-              <w:t xml:space="preserve">1.1 </w:t>
-            </w:r>
-            <w:r>
-              <w:t>Analyse the importance of continuous personal and professional development in achieving organisational objectives</w:t>
+              <w:t xml:space="preserve">1.1 Analyse the importance of continuous personal and professional development in achieving organisational objectives</w:t>
             </w:r>
             <w:bookmarkEnd w:id="3"/>
             <w:bookmarkEnd w:id="4"/>
@@ -230,376 +227,283 @@
                 <w:color w:val="0070C0"/>
               </w:rPr>
               <w:t xml:space="preserve">I ran a 3-part CPD event in June with 36 Digital Leads – understanding digital accessibility in learning materials and why it matters; delivering that training onward to their teams; auditing their own department's standards. This followed the "train-the-trainer" model for cascading expected standards and knowledge. Senge (1990) argues that "Organizations learn only through individuals who learn." When an individual </w:t>
-            </w:r>
-            <w:r>
+              <w:lastRenderedPageBreak/>
+              <w:t>doesn't seek learning opportunities or development, the organisation cannot learn. It is the collective that benefits because of the individual.</w:t>
+            </w:r>
+          </w:p>
+          <w:p>
+            <w:pPr>
               <w:rPr>
                 <w:rFonts w:ascii="Calibri" w:hAnsi="Calibri" w:cs="Calibri"/>
                 <w:color w:val="0070C0"/>
               </w:rPr>
-              <w:lastRenderedPageBreak/>
-              <w:t>doesn't seek learning opportunities or development, the organisation cannot learn. It is the collective that benefits because of the individual.</w:t>
-            </w:r>
-          </w:p>
-          <w:p>
-            <w:pPr>
+            </w:pPr>
+            <w:r>
               <w:rPr>
                 <w:rFonts w:ascii="Calibri" w:hAnsi="Calibri" w:cs="Calibri"/>
                 <w:color w:val="0070C0"/>
               </w:rPr>
-            </w:pPr>
-            <w:r>
+              <w:t xml:space="preserve">This matters because Ofsted has repositioned "Inclusion" as a stand-alone evaluation area, graded in its own right rather than across different elements (Ofsted, 2025). Accessibility of learning materials across the college is now a very important focus, and the toolkit invites leaders to use it for self-evaluation, which is primarily what the Digital Health Checks are doing.</w:t>
+            </w:r>
+          </w:p>
+          <w:p>
+            <w:pPr>
               <w:rPr>
                 <w:rFonts w:ascii="Calibri" w:hAnsi="Calibri" w:cs="Calibri"/>
                 <w:color w:val="0070C0"/>
               </w:rPr>
-              <w:t xml:space="preserve">This matters because Ofsted has repositioned "Inclusion" as a stand-alone evaluation area, graded </w:t>
-            </w:r>
-            <w:proofErr w:type="gramStart"/>
+            </w:pPr>
             <w:r>
               <w:rPr>
                 <w:rFonts w:ascii="Calibri" w:hAnsi="Calibri" w:cs="Calibri"/>
                 <w:color w:val="0070C0"/>
               </w:rPr>
-              <w:t>in its own right rather</w:t>
-            </w:r>
-            <w:proofErr w:type="gramEnd"/>
-            <w:r>
+              <w:t>Following this CPD, Digital Leads completed Digital Health Checks. The English team, for example, identified a need to improve their practice in developing inclusive and accessible resources so that learners who need assistive technology can use it. The Digital Lead has now booked time with me to develop a whole team approach. This gap was previously unknown until the Digital Lead audited their learning content.</w:t>
+            </w:r>
+          </w:p>
+          <w:p>
+            <w:pPr>
               <w:rPr>
                 <w:rFonts w:ascii="Calibri" w:hAnsi="Calibri" w:cs="Calibri"/>
                 <w:color w:val="0070C0"/>
               </w:rPr>
-              <w:t xml:space="preserve"> than across different elements (Ofsted, 2025). Accessibility of learning materials across the college is now a very important focus, and the toolkit invites leaders to use it for self-evaluation — which is primarily what the Digital Health Checks are doing.</w:t>
-            </w:r>
-          </w:p>
-          <w:p>
-            <w:pPr>
+            </w:pPr>
+            <w:r>
               <w:rPr>
                 <w:rFonts w:ascii="Calibri" w:hAnsi="Calibri" w:cs="Calibri"/>
                 <w:color w:val="0070C0"/>
               </w:rPr>
-            </w:pPr>
-            <w:r>
+              <w:t>Currently the data shows knowledge and practice are not strongly aligned or consistent. Compliance is patchy in places, and the mechanism for identifying problems is flagging them quicker than it is solving them. However, surfacing them is the precondition to driving improvement, and in time I would expect to see this reflected in inclusion-focused observations.</w:t>
+            </w:r>
+          </w:p>
+          <w:p>
+            <w:pPr>
+              <w:rPr>
+                <w:rFonts w:ascii="Calibri" w:hAnsi="Calibri" w:cs="Calibri"/>
+              </w:rPr>
+            </w:pPr>
+            <w:r>
+              <w:rPr>
+                <w:rFonts w:ascii="Calibri" w:hAnsi="Calibri" w:cs="Calibri"/>
+              </w:rPr>
+              <w:t>A couple of months ago, I had the opportunity to take part in an Insights Discovery activity to better understand myself within the workplace. It appears that while I am mostly Community Earth Green focused, I have strong links to Innovative Sunshine Yellow, and Analytical Cool Blue. I have a small amount of the Driven Fiery Red characteristics.</w:t>
+            </w:r>
+          </w:p>
+          <w:p>
+            <w:pPr>
+              <w:rPr>
+                <w:rFonts w:ascii="Calibri" w:hAnsi="Calibri" w:cs="Calibri"/>
+              </w:rPr>
+            </w:pPr>
+            <w:r>
+              <w:rPr>
+                <w:rFonts w:ascii="Calibri" w:hAnsi="Calibri" w:cs="Calibri"/>
+              </w:rPr>
+              <w:t xml:space="preserve">By undertaking a course in Operational Management, I will be able to recognise my own role in managing change to foster a culture of innovation by engaging effectively with a variety of stakeholders, managing multiple projects, developing, motivating, and leading teams of volunteer Digital Champions, and developing strategic planning, ensuring a successful realisation of organisational goals. </w:t>
+            </w:r>
+          </w:p>
+          <w:p>
+            <w:pPr>
+              <w:rPr>
+                <w:rFonts w:ascii="Calibri" w:hAnsi="Calibri" w:cs="Calibri"/>
+              </w:rPr>
+            </w:pPr>
+          </w:p>
+          <w:p>
+            <w:pPr>
+              <w:pStyle w:val="Heading3"/>
+            </w:pPr>
+            <w:r>
+              <w:rPr>
+                <w:b/>
+                <w:bCs/>
+              </w:rPr>
+              <w:t>1.2 Evaluate the use of reflective practice in personal and professional development</w:t>
+            </w:r>
+          </w:p>
+          <w:p>
+            <w:r>
+              <w:t>Working at Weston has allowed me to reflect on my appreciation for lifelong learning and adaptability. While leading a team of volunteer Digital Champions I have learnt to empower others through influence rather than authority, I have worked on fostering a culture of collaboration and innovation. This experience has also strengthened my confidence in navigating change and supporting others through it. I now consider this a core part of my leadership style.</w:t>
+            </w:r>
+          </w:p>
+          <w:p>
+            <w:r>
+              <w:t xml:space="preserve">The Insights Discovery activity has provided me with the opportunity to build a better understanding of my own characteristics, and a deeper understanding of those around me. This affords me the ability to reflect on my own behaviours around others, especially as I work towards managing meaningful and lasting change. I have a deeper respect and understanding of the personality traits of others, but more specifically, how they can support me in making progress. For example, the characteristics of those who are more reserved and analytical will help the more innovative and creative people thrive. Yet without those 'dreamers' organisational and systemic progress will struggle to happen. It is worth reminding ourselves, however, that these are at opposite sides to the dial, and therefore a movement towards one of the other sections is necessary. For example, as a Community Earth Green personality myself, I might need to dial up more of my Analytical Cool Blue traits to work effectively with those with Driven Fiery Red characteristics.</w:t>
+            </w:r>
+          </w:p>
+          <w:p>
+            <w:r>
+              <w:lastRenderedPageBreak/>
+              <w:t>By engaging with the Insights Discovery tool and mentoring training I have been able to better understand cognitive preferences, which, as Sadler-Smith et al. (2000) argue, is essential for effective professional development. "Understanding learning preferences and cognitive styles can enhance the effectiveness of continuing professional development." Sadler-Smith, E., Allinson, C.W. and Hayes, J. (2000) 'Learning Preferences and Cognitive Style: Some Implications for Continuing Professional Development', Management Learning, 31, pp. 239–256.</w:t>
+            </w:r>
+          </w:p>
+          <w:p>
+            <w:r>
+              <w:t>Collectively, these experiences have influenced my approach to life by reinforcing the value of self-awareness, adaptability, and continuous growth. They have supported my professional work too by providing me with the tools necessary to lead with empathy, coach with integrity and direction, and plan for my own future career, potentially towards more strategic leadership roles in digital education and staff development. The informal personal and professional development experiences I have had over the last 12 months have had a profound impact on how I view myself, how I relate to others, and how I approach leadership and career progression.</w:t>
+            </w:r>
+          </w:p>
+          <w:p>
+            <w:r>
+              <w:t>By taking the time to consider how I want others to perceive me, and through the process of journey mapping and self-reflection, I have been able to identify my values and long-term goals. This aligns with Boud, Keogh and Walker's (1985) view of reflection as a process of recapturing and evaluating experience. "Reflection is an important human activity in which people recapture their experience, think about it, mull it over and evaluate it." Boud, D., Keogh, R. and Walker, D. (1985) Reflection: Turning Experience into Learning, Kogan Page, London.</w:t>
+            </w:r>
+          </w:p>
+          <w:p>
+            <w:r>
+              <w:rPr>
+                <w:color w:val="0070C0"/>
+              </w:rPr>
+              <w:t xml:space="preserve">Reflective practice is not without limitations. The cost is immediate, but the benefit is deferred, so reflection tends to lose out to whatever is urgent. An example of this is where I have had back-to-back conversations and meetings with Heads of Area without the time to properly reflect on my notes or the action points raised. There is real value in building a picture across those meetings, and genuine patterns can be identified and worked to. But where meetings happen rapidly, the risk is that we look busy rather than effective. Multiple lists of actions mean that some get forgotten, delayed, or not done properly, and I found that action plans were drawn up but never fully realised because of conflicting pressures. The problem this creates is a loss of credibility. That said, formalising reflection can become a tick-box exercise in itself, a risk identified by Bassot when reflection becomes routine rather than genuinely critical. Bassot, B. (2016) The Reflective Practice Guide: An interdisciplinary approach to critical reflection, Routledge, Oxon. I have developed systems that help me quickly identify the actions needed, which has given me more time to reflect on how to implement and evaluate them. On balance, reflection is worth the time cost where it is effectively built into the process; otherwise, action ends up reflecting unfinished tasks and having ineffective impact.</w:t>
+            </w:r>
+          </w:p>
+          <w:p>
+            <w:pPr>
+              <w:spacing w:before="120" w:after="120" w:line="240" w:lineRule="auto"/>
+              <w:rPr>
+                <w:sz w:val="20"/>
+                <w:szCs w:val="20"/>
+              </w:rPr>
+            </w:pPr>
+          </w:p>
+          <w:p>
+            <w:pPr>
+              <w:pStyle w:val="Heading3"/>
+            </w:pPr>
+            <w:bookmarkStart w:id="5" w:name="_Toc203570081"/>
+            <w:bookmarkStart w:id="6" w:name="_Toc204768987"/>
+            <w:r>
+              <w:t xml:space="preserve">1.3 Evaluate approaches to reflective practice</w:t>
+            </w:r>
+            <w:bookmarkEnd w:id="5"/>
+            <w:bookmarkEnd w:id="6"/>
+          </w:p>
+          <w:p>
+            <w:pPr>
+              <w:rPr>
+                <w:rFonts w:ascii="Calibri" w:hAnsi="Calibri" w:cs="Calibri"/>
+              </w:rPr>
+            </w:pPr>
+            <w:r>
+              <w:rPr>
+                <w:rFonts w:ascii="Calibri" w:hAnsi="Calibri" w:cs="Calibri"/>
+              </w:rPr>
+              <w:t>Over the last few years, I have reflected on emotional literacy, emotional intelligence, and self-awareness. In his 2019 publication, “Permission to Feel”, Marc Brackett talks about how to stay grounded, self-aware, and how to lead with curious authenticity. In my own personal life, I use his RULER framework (Recognising, Understanding, Labelling, Expressing, and Regulating emotions) to reflect on my behaviour, interactions, and feelings. It is this prior experience and learning that makes me resonate so closely to the thoughts of Zhu (2019) who reminds us that self-awareness isn’t just about knowing ourselves, but also about approaching our journey with a beginner’s mind and an open heart.</w:t>
+            </w:r>
+          </w:p>
+          <w:p>
+            <w:pPr>
+              <w:rPr>
+                <w:rFonts w:ascii="Calibri" w:hAnsi="Calibri" w:cs="Calibri"/>
+              </w:rPr>
+            </w:pPr>
+          </w:p>
+          <w:p>
+            <w:pPr>
+              <w:rPr>
+                <w:rFonts w:ascii="Calibri" w:hAnsi="Calibri" w:cs="Calibri"/>
+              </w:rPr>
+            </w:pPr>
+            <w:r>
+              <w:rPr>
+                <w:rFonts w:ascii="Calibri" w:hAnsi="Calibri" w:cs="Calibri"/>
+              </w:rPr>
+              <w:t>Goleman (1998) describes self-awareness as the cornerstone of emotional intelligence. This is a vital element in how I successfully navigate my responsibilities within my role – whether I’m mentoring staff, leading CPD, or navigating change. I have scored highly in areas like recognising my emotions, understanding how they affect others, and staying motivated. This highlights the reflective and intentional way I approach my role with authenticity.</w:t>
+            </w:r>
+          </w:p>
+          <w:p>
+            <w:pPr>
+              <w:rPr>
+                <w:rFonts w:ascii="Calibri" w:hAnsi="Calibri" w:cs="Calibri"/>
+              </w:rPr>
+            </w:pPr>
+          </w:p>
+          <w:p>
+            <w:pPr>
+              <w:rPr>
+                <w:rFonts w:ascii="Calibri" w:hAnsi="Calibri" w:cs="Calibri"/>
+              </w:rPr>
+            </w:pPr>
+            <w:r>
+              <w:rPr>
+                <w:rFonts w:ascii="Calibri" w:hAnsi="Calibri" w:cs="Calibri"/>
+              </w:rPr>
+              <w:t>Reflective Practice has been a key contributor to how I have developed personally over the last few years. Kolb’s (1984) “Experiential Learning Cycle” has helped me move from being stuck in the experience of reflection, to taking action to improve future behaviours. In recent times, I have been afforded the mental space now to Reflect in Action following Schon’s (1983) idea to inform changes and adaptation in real time, like when I’m facilitating staff training or group meetings, drawing on my emotional awareness to guide my response.</w:t>
+            </w:r>
+          </w:p>
+          <w:p>
+            <w:pPr>
+              <w:rPr>
+                <w:rFonts w:ascii="Calibri" w:hAnsi="Calibri" w:cs="Calibri"/>
+              </w:rPr>
+            </w:pPr>
+          </w:p>
+          <w:p>
+            <w:pPr>
+              <w:rPr>
+                <w:rFonts w:ascii="Calibri" w:hAnsi="Calibri" w:cs="Calibri"/>
+              </w:rPr>
+            </w:pPr>
+            <w:r>
+              <w:rPr>
+                <w:rFonts w:ascii="Calibri" w:hAnsi="Calibri" w:cs="Calibri"/>
+              </w:rPr>
+              <w:t>Boud, Keogh and Walker (1985) present the opinion that bringing emotional reflection into the process is key in helping us change behaviours. This is a theory that is heavily used in the Healthcare sector, most notably in counselling and restorative justice practice. As a mentor, the most common obstacle in moving a mentee forward towards their goals is the emotional challenge that we may face. In reflecting on the emotions within the experience I can help guide us both to a more successful and long-term solution. It’s in these situations that I learn the most – not just about what I did, but how I felt and why that matters.</w:t>
+            </w:r>
+          </w:p>
+          <w:p>
+            <w:pPr>
+              <w:rPr>
+                <w:rFonts w:ascii="Calibri" w:hAnsi="Calibri" w:cs="Calibri"/>
+              </w:rPr>
+            </w:pPr>
+          </w:p>
+          <w:p>
+            <w:pPr>
+              <w:rPr>
+                <w:rFonts w:ascii="Calibri" w:hAnsi="Calibri" w:cs="Calibri"/>
+              </w:rPr>
+            </w:pPr>
+            <w:r>
+              <w:rPr>
+                <w:rFonts w:ascii="Calibri" w:hAnsi="Calibri" w:cs="Calibri"/>
+              </w:rPr>
+              <w:t>Emotional intelligence and reflective practice are not just tools I can turn to; they are key principles of practice I rely on to stay connected to my purpose as a Digital Coach and Mentor. However, it would be remiss of me not to acknowledge the models of Gibbs’ Reflective Practice where more cognitive or action-oriented reflection is powerful. In Summary, the most effective reflective practice is one that is flexible, emotionally intelligent, and aligned with both personal values and professional goals.</w:t>
+            </w:r>
+          </w:p>
+          <w:p>
+            <w:pPr>
+              <w:rPr>
+                <w:rFonts w:ascii="Calibri" w:hAnsi="Calibri" w:cs="Calibri"/>
+              </w:rPr>
+            </w:pPr>
+          </w:p>
+          <w:p>
+            <w:pPr>
               <w:rPr>
                 <w:rFonts w:ascii="Calibri" w:hAnsi="Calibri" w:cs="Calibri"/>
                 <w:color w:val="0070C0"/>
               </w:rPr>
-              <w:t>Following this CPD, Digital Leads completed Digital Health Checks. The English team, for example, identified a need to improve their practice in developing inclusive and accessible resources so that learners who need assistive technology can use it. The Digital Lead has now booked time with me to develop a whole team approach. This gap was previously unknown until the Digital Lead audited their learning content.</w:t>
-            </w:r>
-          </w:p>
-          <w:p>
-            <w:pPr>
+            </w:pPr>
+            <w:r>
               <w:rPr>
                 <w:rFonts w:ascii="Calibri" w:hAnsi="Calibri" w:cs="Calibri"/>
                 <w:color w:val="0070C0"/>
               </w:rPr>
-            </w:pPr>
-            <w:r>
+              <w:t xml:space="preserve">Each of these approaches also has limitations. Kolb's cycle assumes the learner completes it, and in practice I have often stopped at reflection without moving to action. An example is where I have avoided working directly with the IT department because I know the work will be difficult, and have looked for ways around the problem rather than through it. Improving SEND learners' access to devices and assistive technology is one such case: I anticipate the resistance to change, and my own difficulty in breaking that resistance down, and so the action is deferred.</w:t>
+            </w:r>
+          </w:p>
+          <w:p>
+            <w:pPr>
               <w:rPr>
                 <w:rFonts w:ascii="Calibri" w:hAnsi="Calibri" w:cs="Calibri"/>
                 <w:color w:val="0070C0"/>
               </w:rPr>
-              <w:t>Currently the data shows knowledge and practice are not strongly aligned or consistent. Compliance is patchy in places, and the mechanism for identifying problems is flagging them quicker than it is solving them. However, surfacing them is the precondition to driving improvement, and in time I would expect to see this reflected in inclusion-focused observations.</w:t>
-            </w:r>
-          </w:p>
-          <w:p>
-            <w:pPr>
-              <w:rPr>
-                <w:rFonts w:ascii="Calibri" w:hAnsi="Calibri" w:cs="Calibri"/>
-              </w:rPr>
-            </w:pPr>
-            <w:r>
-              <w:rPr>
-                <w:rFonts w:ascii="Calibri" w:hAnsi="Calibri" w:cs="Calibri"/>
-              </w:rPr>
-              <w:t>A couple of months ago, I had the opportunity to take part in an Insights Discovery activity to better understand myself within the workplace. It appears that while I am mostly Community Earth Green focused, I have strong links to Innovative Sunshine Yellow, and Analytical Cool Blue. I have a small amount of the Driven Fiery Red characteristics.</w:t>
-            </w:r>
-          </w:p>
-          <w:p>
-            <w:pPr>
-              <w:rPr>
-                <w:rFonts w:ascii="Calibri" w:hAnsi="Calibri" w:cs="Calibri"/>
-              </w:rPr>
-            </w:pPr>
-            <w:r>
-              <w:rPr>
-                <w:rFonts w:ascii="Calibri" w:hAnsi="Calibri" w:cs="Calibri"/>
-              </w:rPr>
-              <w:t xml:space="preserve">By undertaking a course in Operational Management, I will be able to recognise my own role in managing change to foster a culture of innovation by engaging effectively with a variety of stakeholders, managing multiple projects, developing, motivating, and leading teams of volunteer Digital Champions, and developing strategic planning, ensuring a successful realisation of organisational goals. </w:t>
-            </w:r>
-          </w:p>
-          <w:p>
-            <w:pPr>
-              <w:rPr>
-                <w:rFonts w:ascii="Calibri" w:hAnsi="Calibri" w:cs="Calibri"/>
-              </w:rPr>
-            </w:pPr>
-          </w:p>
-          <w:p>
-            <w:pPr>
-              <w:pStyle w:val="Heading3"/>
-            </w:pPr>
-            <w:r>
-              <w:rPr>
-                <w:b/>
-                <w:bCs/>
-              </w:rPr>
-              <w:t>1.2 Evaluate the use of reflective practice in personal and professional development</w:t>
-            </w:r>
-          </w:p>
-          <w:p>
-            <w:r>
-              <w:t>Working at Weston has allowed me to reflect on my appreciation for lifelong learning and adaptability. While leading a team of volunteer Digital Champions I have learnt to empower others through influence rather than authority, I have worked on fostering a culture of collaboration and innovation. This experience has also strengthened my confidence in navigating change and supporting others through it. I now consider this a core part of my leadership style.</w:t>
-            </w:r>
-          </w:p>
-          <w:p>
-            <w:r>
-              <w:t xml:space="preserve">The Insights Discovery activity has provided me with the opportunity to build a better understanding of my own characteristics, and a deeper understanding of those around me. This affords me the ability to reflect on my own behaviours around others, especially as I work towards managing meaningful and lasting change. I have a deeper respect and understanding of the personality traits of others, but more specifically, how they can support me in making progress. For example, the characteristics of those who are more reserved and analytical will help the more innovative and creative people thrive. Yet without those 'dreamers' organisational and systemic progress will struggle to happen. It is worth reminding </w:t>
-            </w:r>
-            <w:proofErr w:type="gramStart"/>
-            <w:r>
-              <w:t>ourselves</w:t>
-            </w:r>
-            <w:proofErr w:type="gramEnd"/>
-            <w:r>
-              <w:t>, however, that these are at opposite sides to the dial, and therefore a movement towards one of the other sections is necessary. For example, as a Community Earth Green personality myself, I might need to dial up more of my Analytical Cool Blue traits to work effectively with those with Driven Fiery Red characteristics.</w:t>
-            </w:r>
-          </w:p>
-          <w:p>
-            <w:r>
-              <w:lastRenderedPageBreak/>
-              <w:t>By engaging with the Insights Discovery tool and mentoring training I have been able to better understand cognitive preferences, which, as Sadler-Smith et al. (2000) argue, is essential for effective professional development. "Understanding learning preferences and cognitive styles can enhance the effectiveness of continuing professional development." Sadler-Smith, E., Allinson, C.W. and Hayes, J. (2000) 'Learning Preferences and Cognitive Style: Some Implications for Continuing Professional Development', Management Learning, 31, pp. 239–256.</w:t>
-            </w:r>
-          </w:p>
-          <w:p>
-            <w:r>
-              <w:t>Collectively, these experiences have influenced my approach to life by reinforcing the value of self-awareness, adaptability, and continuous growth. They have supported my professional work too by providing me with the tools necessary to lead with empathy, coach with integrity and direction, and plan for my own future career, potentially towards more strategic leadership roles in digital education and staff development. The informal personal and professional development experiences I have had over the last 12 months have had a profound impact on how I view myself, how I relate to others, and how I approach leadership and career progression.</w:t>
-            </w:r>
-          </w:p>
-          <w:p>
-            <w:r>
-              <w:t>By taking the time to consider how I want others to perceive me, and through the process of journey mapping and self-reflection, I have been able to identify my values and long-term goals. This aligns with Boud, Keogh and Walker's (1985) view of reflection as a process of recapturing and evaluating experience. "Reflection is an important human activity in which people recapture their experience, think about it, mull it over and evaluate it." Boud, D., Keogh, R. and Walker, D. (1985) Reflection: Turning Experience into Learning, Kogan Page, London.</w:t>
-            </w:r>
-          </w:p>
-          <w:p>
-            <w:r>
-              <w:rPr>
-                <w:color w:val="0070C0"/>
-              </w:rPr>
-              <w:t xml:space="preserve">Reflective practice is not without limitations. The cost is </w:t>
-            </w:r>
-            <w:r>
-              <w:rPr>
-                <w:color w:val="0070C0"/>
-              </w:rPr>
-              <w:t>immediate,</w:t>
-            </w:r>
-            <w:r>
-              <w:rPr>
-                <w:color w:val="0070C0"/>
-              </w:rPr>
-              <w:t xml:space="preserve"> but the benefit is deferred, so reflection tends to lose out to whatever is urgent. An example of this is where I have had back-to-back conversations and meetings with Heads of Area without the time to properly reflect on my notes or the action points raised. There is real value in building a picture across those meetings, and genuine patterns can be identified and worked to. But where meetings happen rapidly, the risk is that we look busy rather than effective. Multiple lists of actions mean that some get forgotten, delayed, or not done properly, and I found that action plans were drawn up but never fully realised because of conflicting pressures. The problem this creates is a loss of credibility. That said, formalising reflection can become a tick-box </w:t>
-            </w:r>
-            <w:proofErr w:type="gramStart"/>
-            <w:r>
-              <w:rPr>
-                <w:color w:val="0070C0"/>
-              </w:rPr>
-              <w:t>exercise in itself, a</w:t>
-            </w:r>
-            <w:proofErr w:type="gramEnd"/>
-            <w:r>
-              <w:rPr>
-                <w:color w:val="0070C0"/>
-              </w:rPr>
-              <w:t xml:space="preserve"> risk identified by Bassot when reflection becomes routine rather than genuinely critical. Bassot, B. (2016) The Reflective Practice Guide: An interdisciplinary approach to critical reflection, Routledge, Oxon. I have developed systems that help me quickly identify the actions needed, which has given me more time to reflect on how to implement and evaluate them. On balance, reflection is worth the time cost where it is effectively built into the process; </w:t>
-            </w:r>
-            <w:r>
-              <w:rPr>
-                <w:color w:val="0070C0"/>
-              </w:rPr>
-              <w:t>otherwise,</w:t>
-            </w:r>
-            <w:r>
-              <w:rPr>
-                <w:color w:val="0070C0"/>
-              </w:rPr>
-              <w:t xml:space="preserve"> action ends up reflecting unfinished tasks and having ineffective impact.</w:t>
-            </w:r>
-          </w:p>
-          <w:p>
-            <w:pPr>
-              <w:spacing w:before="120" w:after="120" w:line="240" w:lineRule="auto"/>
-              <w:rPr>
-                <w:sz w:val="20"/>
-                <w:szCs w:val="20"/>
-              </w:rPr>
-            </w:pPr>
-          </w:p>
-          <w:p>
-            <w:pPr>
-              <w:pStyle w:val="Heading3"/>
-            </w:pPr>
-            <w:bookmarkStart w:id="5" w:name="_Toc203570081"/>
-            <w:bookmarkStart w:id="6" w:name="_Toc204768987"/>
-            <w:r>
-              <w:t xml:space="preserve">1.3 </w:t>
-            </w:r>
-            <w:r>
-              <w:t>Evaluate approaches to reflective practice</w:t>
-            </w:r>
-            <w:bookmarkEnd w:id="5"/>
-            <w:bookmarkEnd w:id="6"/>
-          </w:p>
-          <w:p>
-            <w:pPr>
-              <w:rPr>
-                <w:rFonts w:ascii="Calibri" w:hAnsi="Calibri" w:cs="Calibri"/>
-              </w:rPr>
-            </w:pPr>
-            <w:r>
-              <w:rPr>
-                <w:rFonts w:ascii="Calibri" w:hAnsi="Calibri" w:cs="Calibri"/>
-              </w:rPr>
-              <w:t>Over the last few years, I have reflected on emotional literacy, emotional intelligence, and self-awareness. In his 2019 publication, “Permission to Feel”, Marc Brackett talks about how to stay grounded, self-aware, and how to lead with curious authenticity. In my own personal life, I use his RULER framework (Recognising, Understanding, Labelling, Expressing, and Regulating emotions) to reflect on my behaviour, interactions, and feelings. It is this prior experience and learning that makes me resonate so closely to the thoughts of Zhu (2019) who reminds us that self-awareness isn’t just about knowing ourselves, but also about approaching our journey with a beginner’s mind and an open heart.</w:t>
-            </w:r>
-          </w:p>
-          <w:p>
-            <w:pPr>
-              <w:rPr>
-                <w:rFonts w:ascii="Calibri" w:hAnsi="Calibri" w:cs="Calibri"/>
-              </w:rPr>
-            </w:pPr>
-          </w:p>
-          <w:p>
-            <w:pPr>
-              <w:rPr>
-                <w:rFonts w:ascii="Calibri" w:hAnsi="Calibri" w:cs="Calibri"/>
-              </w:rPr>
-            </w:pPr>
-            <w:r>
-              <w:rPr>
-                <w:rFonts w:ascii="Calibri" w:hAnsi="Calibri" w:cs="Calibri"/>
-              </w:rPr>
-              <w:t>Goleman (1998) describes self-awareness as the cornerstone of emotional intelligence. This is a vital element in how I successfully navigate my responsibilities within my role – whether I’m mentoring staff, leading CPD, or navigating change. I have scored highly in areas like recognising my emotions, understanding how they affect others, and staying motivated. This highlights the reflective and intentional way I approach my role with authenticity.</w:t>
-            </w:r>
-          </w:p>
-          <w:p>
-            <w:pPr>
-              <w:rPr>
-                <w:rFonts w:ascii="Calibri" w:hAnsi="Calibri" w:cs="Calibri"/>
-              </w:rPr>
-            </w:pPr>
-          </w:p>
-          <w:p>
-            <w:pPr>
-              <w:rPr>
-                <w:rFonts w:ascii="Calibri" w:hAnsi="Calibri" w:cs="Calibri"/>
-              </w:rPr>
-            </w:pPr>
-            <w:r>
-              <w:rPr>
-                <w:rFonts w:ascii="Calibri" w:hAnsi="Calibri" w:cs="Calibri"/>
-              </w:rPr>
-              <w:t>Reflective Practice has been a key contributor to how I have developed personally over the last few years. Kolb’s (1984) “Experiential Learning Cycle” has helped me move from being stuck in the experience of reflection, to taking action to improve future behaviours. In recent times, I have been afforded the mental space now to Reflect in Action following Schon’s (1983) idea to inform changes and adaptation in real time, like when I’m facilitating staff training or group meetings, drawing on my emotional awareness to guide my response.</w:t>
-            </w:r>
-          </w:p>
-          <w:p>
-            <w:pPr>
-              <w:rPr>
-                <w:rFonts w:ascii="Calibri" w:hAnsi="Calibri" w:cs="Calibri"/>
-              </w:rPr>
-            </w:pPr>
-          </w:p>
-          <w:p>
-            <w:pPr>
-              <w:rPr>
-                <w:rFonts w:ascii="Calibri" w:hAnsi="Calibri" w:cs="Calibri"/>
-              </w:rPr>
-            </w:pPr>
-            <w:r>
-              <w:rPr>
-                <w:rFonts w:ascii="Calibri" w:hAnsi="Calibri" w:cs="Calibri"/>
-              </w:rPr>
-              <w:t>Boud, Keogh and Walker (1985) present the opinion that bringing emotional reflection into the process is key in helping us change behaviours. This is a theory that is heavily used in the Healthcare sector, most notably in counselling and restorative justice practice. As a mentor, the most common obstacle in moving a mentee forward towards their goals is the emotional challenge that we may face. In reflecting on the emotions within the experience I can help guide us both to a more successful and long-term solution. It’s in these situations that I learn the most – not just about what I did, but how I felt and why that matters.</w:t>
-            </w:r>
-          </w:p>
-          <w:p>
-            <w:pPr>
-              <w:rPr>
-                <w:rFonts w:ascii="Calibri" w:hAnsi="Calibri" w:cs="Calibri"/>
-              </w:rPr>
-            </w:pPr>
-          </w:p>
-          <w:p>
-            <w:pPr>
-              <w:rPr>
-                <w:rFonts w:ascii="Calibri" w:hAnsi="Calibri" w:cs="Calibri"/>
-              </w:rPr>
-            </w:pPr>
-            <w:r>
-              <w:rPr>
-                <w:rFonts w:ascii="Calibri" w:hAnsi="Calibri" w:cs="Calibri"/>
-              </w:rPr>
-              <w:t>Emotional intelligence and reflective practice are not just tools I can turn to; they are key principles of practice I rely on to stay connected to my purpose as a Digital Coach and Mentor. However, it would be remiss of me not to acknowledge the models of Gibbs’ Reflective Practice where more cognitive or action-oriented reflection is powerful. In Summary, the most effective reflective practice is one that is flexible, emotionally intelligent, and aligned with both personal values and professional goals.</w:t>
-            </w:r>
-          </w:p>
-          <w:p>
-            <w:pPr>
-              <w:rPr>
-                <w:rFonts w:ascii="Calibri" w:hAnsi="Calibri" w:cs="Calibri"/>
-              </w:rPr>
-            </w:pPr>
-          </w:p>
-          <w:p>
-            <w:pPr>
+            </w:pPr>
+            <w:r>
               <w:rPr>
                 <w:rFonts w:ascii="Calibri" w:hAnsi="Calibri" w:cs="Calibri"/>
                 <w:color w:val="0070C0"/>
               </w:rPr>
-            </w:pPr>
-            <w:r>
-              <w:rPr>
-                <w:rFonts w:ascii="Calibri" w:hAnsi="Calibri" w:cs="Calibri"/>
-                <w:color w:val="0070C0"/>
-              </w:rPr>
-              <w:t xml:space="preserve">Each of these approaches also has limitations. Kolb's cycle assumes the learner completes it, and in practice I have often stopped at reflection without moving to action. An example is where I have avoided working directly with the IT department because I know the work will be </w:t>
-            </w:r>
-            <w:proofErr w:type="gramStart"/>
-            <w:r>
-              <w:rPr>
-                <w:rFonts w:ascii="Calibri" w:hAnsi="Calibri" w:cs="Calibri"/>
-                <w:color w:val="0070C0"/>
-              </w:rPr>
-              <w:t>difficult, and</w:t>
-            </w:r>
-            <w:proofErr w:type="gramEnd"/>
-            <w:r>
-              <w:rPr>
-                <w:rFonts w:ascii="Calibri" w:hAnsi="Calibri" w:cs="Calibri"/>
-                <w:color w:val="0070C0"/>
-              </w:rPr>
-              <w:t xml:space="preserve"> have looked for ways around the problem rather than through it. Improving SEND learners' access to devices and assistive technology is one such case: I anticipate the resistance to change, and my own difficulty in breaking that resistance down, and so the action is deferred.</w:t>
-            </w:r>
-          </w:p>
-          <w:p>
-            <w:pPr>
-              <w:rPr>
-                <w:rFonts w:ascii="Calibri" w:hAnsi="Calibri" w:cs="Calibri"/>
-                <w:color w:val="0070C0"/>
-              </w:rPr>
-            </w:pPr>
-            <w:r>
-              <w:rPr>
-                <w:rFonts w:ascii="Calibri" w:hAnsi="Calibri" w:cs="Calibri"/>
-                <w:color w:val="0070C0"/>
-              </w:rPr>
               <w:t xml:space="preserve">Schön's reflection-in-action is harder to evidence. In difficult conversations my natural position is frustration at not being able to work collaboratively to fix a problem, so my approach is to pose questions that seek solutions rather than accept the initial response or move into accusation. Attempting to understand the positioning of others can lead to a degree of understanding, and moving towards a solution is better than facing an immovable barrier. I did the same in teaching: where a class or a student did not understand something, I would change my approach to explaining and checking their understanding. But I am not certain </w:t>
-            </w:r>
-            <w:r>
-              <w:rPr>
-                <w:rFonts w:ascii="Calibri" w:hAnsi="Calibri" w:cs="Calibri"/>
-                <w:color w:val="0070C0"/>
-              </w:rPr>
               <w:lastRenderedPageBreak/>
               <w:t>whether this is reflection-in-action or simply experience. Honestly, I lean towards trial and error over time, combined with a natural desire to work towards a solution.</w:t>
             </w:r>
@@ -748,11 +652,6 @@
                 <w:rFonts w:ascii="Calibri" w:hAnsi="Calibri" w:cs="Calibri"/>
               </w:rPr>
               <w:t xml:space="preserve">I asked my manager to complete this table based on her knowledge of me. The caveat here being that we’ve only known each other for 6 months. There are some strong alignments in many areas. Both my manager and </w:t>
-            </w:r>
-            <w:r>
-              <w:rPr>
-                <w:rFonts w:ascii="Calibri" w:hAnsi="Calibri" w:cs="Calibri"/>
-              </w:rPr>
               <w:lastRenderedPageBreak/>
               <w:t>I agree that I rate highly on how I look for ways to improve myself; my self-motivation; being positive in difficult situations; and knowing what triggers my emotions. This supports the idea that my internal motivation and self-awareness is also visible to others around me. It reflects my previous discussion around Goleman (1995) and Brackett (2019) in recognising and managing emotions to help us thrive both personally and professionally.</w:t>
             </w:r>
@@ -842,61 +741,7 @@
               <w:rPr>
                 <w:rFonts w:ascii="Calibri" w:hAnsi="Calibri" w:cs="Calibri"/>
               </w:rPr>
-              <w:t>R</w:t>
-            </w:r>
-            <w:r>
-              <w:rPr>
-                <w:rFonts w:ascii="Calibri" w:hAnsi="Calibri" w:cs="Calibri"/>
-              </w:rPr>
-              <w:t>eflect</w:t>
-            </w:r>
-            <w:r>
-              <w:rPr>
-                <w:rFonts w:ascii="Calibri" w:hAnsi="Calibri" w:cs="Calibri"/>
-              </w:rPr>
-              <w:t>ing</w:t>
-            </w:r>
-            <w:r>
-              <w:rPr>
-                <w:rFonts w:ascii="Calibri" w:hAnsi="Calibri" w:cs="Calibri"/>
-              </w:rPr>
-              <w:t xml:space="preserve"> on my working style through </w:t>
-            </w:r>
-            <w:r>
-              <w:rPr>
-                <w:rFonts w:ascii="Calibri" w:hAnsi="Calibri" w:cs="Calibri"/>
-              </w:rPr>
-              <w:t xml:space="preserve">different </w:t>
-            </w:r>
-            <w:r>
-              <w:rPr>
-                <w:rFonts w:ascii="Calibri" w:hAnsi="Calibri" w:cs="Calibri"/>
-              </w:rPr>
-              <w:t>learning activities and using the Insights Discovery Tool, I have recognise</w:t>
-            </w:r>
-            <w:r>
-              <w:rPr>
-                <w:rFonts w:ascii="Calibri" w:hAnsi="Calibri" w:cs="Calibri"/>
-              </w:rPr>
-              <w:t>d</w:t>
-            </w:r>
-            <w:r>
-              <w:rPr>
-                <w:rFonts w:ascii="Calibri" w:hAnsi="Calibri" w:cs="Calibri"/>
-              </w:rPr>
-              <w:t xml:space="preserve"> how my characteristics align with the “Helping Supporter” profile. This is drawn from a strong preference for Community Earth Green energy, </w:t>
-            </w:r>
-            <w:r>
-              <w:rPr>
-                <w:rFonts w:ascii="Calibri" w:hAnsi="Calibri" w:cs="Calibri"/>
-              </w:rPr>
-              <w:t>meaning</w:t>
-            </w:r>
-            <w:r>
-              <w:rPr>
-                <w:rFonts w:ascii="Calibri" w:hAnsi="Calibri" w:cs="Calibri"/>
-              </w:rPr>
-              <w:t xml:space="preserve"> I am more empathetic, collaborative, and driven by my own values, than other things. I prefer to find and foster workplace environments that are harmonious, emotionally connected, and I emphasise the wellbeing of others. The role of Digital Coach at Weston College, where I also lead a team of volunteer Digital Champions, is one where these personality traits thrive.</w:t>
+              <w:t xml:space="preserve">Reflecting on my working style through different learning activities and using the Insights Discovery Tool, I have recognised how my characteristics align with the “Helping Supporter” profile. This is drawn from a strong preference for Community Earth Green energy, meaning I am more empathetic, collaborative, and driven by my own values, than other things. I prefer to find and foster workplace environments that are harmonious, emotionally connected, and I emphasise the wellbeing of others. The role of Digital Coach at Weston College, where I also lead a team of volunteer Digital Champions, is one where these personality traits thrive.</w:t>
             </w:r>
           </w:p>
           <w:p>
@@ -953,43 +798,7 @@
               <w:rPr>
                 <w:rFonts w:ascii="Calibri" w:hAnsi="Calibri" w:cs="Calibri"/>
               </w:rPr>
-              <w:t>This style of leadership</w:t>
-            </w:r>
-            <w:r>
-              <w:rPr>
-                <w:rFonts w:ascii="Calibri" w:hAnsi="Calibri" w:cs="Calibri"/>
-              </w:rPr>
-              <w:t xml:space="preserve"> </w:t>
-            </w:r>
-            <w:r>
-              <w:rPr>
-                <w:rFonts w:ascii="Calibri" w:hAnsi="Calibri" w:cs="Calibri"/>
-              </w:rPr>
-              <w:t xml:space="preserve">is not without its challenges. While I prefer collaboration, consensus, and the avoidance of conflict, this can occasionally lead to a delay in decision-making or leading me away from necessary professional confrontation. Within my own Insights profile report it states that I may “preserve relationships to the point that it interferes with task completion” and “may be slow to express thoughts or feelings” </w:t>
-            </w:r>
-            <w:r>
-              <w:rPr>
-                <w:rFonts w:ascii="Calibri" w:hAnsi="Calibri" w:cs="Calibri"/>
-              </w:rPr>
-              <w:t xml:space="preserve">especially </w:t>
-            </w:r>
-            <w:r>
-              <w:rPr>
-                <w:rFonts w:ascii="Calibri" w:hAnsi="Calibri" w:cs="Calibri"/>
-              </w:rPr>
-              <w:t xml:space="preserve">when under pressure. This can impact on colleagues who prefer more direct or results-driven approaches, such as those with Fiery Red energy. </w:t>
-            </w:r>
-            <w:r>
-              <w:rPr>
-                <w:rFonts w:ascii="Calibri" w:hAnsi="Calibri" w:cs="Calibri"/>
-              </w:rPr>
-              <w:t>In these scenarios,</w:t>
-            </w:r>
-            <w:r>
-              <w:rPr>
-                <w:rFonts w:ascii="Calibri" w:hAnsi="Calibri" w:cs="Calibri"/>
-              </w:rPr>
-              <w:t xml:space="preserve"> I need to dial up the energies in my Cool Blue traits, becoming more structured, analytical, and objective.</w:t>
+              <w:t xml:space="preserve">This style of leadership is not without its challenges. While I prefer collaboration, consensus, and the avoidance of conflict, this can occasionally lead to a delay in decision-making or leading me away from necessary professional confrontation. Within my own Insights profile report it states that I may “preserve relationships to the point that it interferes with task completion” and “may be slow to express thoughts or feelings” especially when under pressure. This can impact on colleagues who prefer more direct or results-driven approaches, such as those with Fiery Red energy. In these scenarios, I need to dial up the energies in my Cool Blue traits, becoming more structured, analytical, and objective.</w:t>
             </w:r>
           </w:p>
           <w:p>
@@ -1037,63 +846,27 @@
               <w:rPr>
                 <w:rFonts w:ascii="Calibri" w:hAnsi="Calibri" w:cs="Calibri"/>
               </w:rPr>
-              <w:t>. This allows me to adapt my behaviour in real time, move around the Insights Persona circle and dial up different energies. Schön’s work was influenced by John Dewey’s (1933) emphasis on experiential learning. This reinforces my belief that “learning is not just about thinking, but most importantly, about doing”. I try to ad</w:t>
-            </w:r>
-            <w:r>
+              <w:t xml:space="preserve">. This allows me to adapt my behaviour in real time, move around the Insights Persona circle and dial up different energies. Schön’s work was influenced by John Dewey’s (1933) emphasis on experiential learning. This reinforces my belief that “learning is not just about thinking, but most importantly, about doing”. I try to adopt this approach in different scenarios, observing the outcomes, and adjusting where needed.</w:t>
+            </w:r>
+          </w:p>
+          <w:p>
+            <w:pPr>
               <w:rPr>
                 <w:rFonts w:ascii="Calibri" w:hAnsi="Calibri" w:cs="Calibri"/>
               </w:rPr>
-              <w:t>o</w:t>
-            </w:r>
-            <w:r>
+            </w:pPr>
+          </w:p>
+          <w:p>
+            <w:pPr>
               <w:rPr>
                 <w:rFonts w:ascii="Calibri" w:hAnsi="Calibri" w:cs="Calibri"/>
               </w:rPr>
-              <w:t xml:space="preserve">pt this </w:t>
-            </w:r>
+            </w:pPr>
             <w:r>
               <w:rPr>
                 <w:rFonts w:ascii="Calibri" w:hAnsi="Calibri" w:cs="Calibri"/>
               </w:rPr>
-              <w:t>approach in</w:t>
-            </w:r>
-            <w:r>
-              <w:rPr>
-                <w:rFonts w:ascii="Calibri" w:hAnsi="Calibri" w:cs="Calibri"/>
-              </w:rPr>
-              <w:t xml:space="preserve"> different scenarios, observing the outcomes, and adjusting where needed.</w:t>
-            </w:r>
-          </w:p>
-          <w:p>
-            <w:pPr>
-              <w:rPr>
-                <w:rFonts w:ascii="Calibri" w:hAnsi="Calibri" w:cs="Calibri"/>
-              </w:rPr>
-            </w:pPr>
-          </w:p>
-          <w:p>
-            <w:pPr>
-              <w:rPr>
-                <w:rFonts w:ascii="Calibri" w:hAnsi="Calibri" w:cs="Calibri"/>
-              </w:rPr>
-            </w:pPr>
-            <w:r>
-              <w:rPr>
-                <w:rFonts w:ascii="Calibri" w:hAnsi="Calibri" w:cs="Calibri"/>
-              </w:rPr>
-              <w:t xml:space="preserve">This is mostly </w:t>
-            </w:r>
-            <w:r>
-              <w:rPr>
-                <w:rFonts w:ascii="Calibri" w:hAnsi="Calibri" w:cs="Calibri"/>
-              </w:rPr>
-              <w:t>observable</w:t>
-            </w:r>
-            <w:r>
-              <w:rPr>
-                <w:rFonts w:ascii="Calibri" w:hAnsi="Calibri" w:cs="Calibri"/>
-              </w:rPr>
-              <w:t xml:space="preserve"> in coaching and mentoring conversations when a colleague is resistant to change. I initially approach the situation with empathy and patience. Where the conversation needs to lead towards a more structured approach I draw on Goleman’s </w:t>
+              <w:t xml:space="preserve">This is mostly observable in coaching and mentoring conversations when a colleague is resistant to change. I initially approach the situation with empathy and patience. Where the conversation needs to lead towards a more structured approach I draw on Goleman’s </w:t>
             </w:r>
             <w:r>
               <w:rPr>
@@ -1141,19 +914,7 @@
               <w:rPr>
                 <w:rFonts w:ascii="Calibri" w:hAnsi="Calibri" w:cs="Calibri"/>
               </w:rPr>
-              <w:t xml:space="preserve">One important element of coaching is to reflect not just </w:t>
-            </w:r>
-            <w:r>
-              <w:rPr>
-                <w:rFonts w:ascii="Calibri" w:hAnsi="Calibri" w:cs="Calibri"/>
-              </w:rPr>
-              <w:t xml:space="preserve">on </w:t>
-            </w:r>
-            <w:r>
-              <w:rPr>
-                <w:rFonts w:ascii="Calibri" w:hAnsi="Calibri" w:cs="Calibri"/>
-              </w:rPr>
-              <w:t>what happened, but why it happened, how it felt, and what values were at play. These are principles informed by Christpher Johns’ (2013) Typology of Reflection. This deeper level of reflection has presented me with the challenge of how my supportive nature can prevent me from asserting boundaries or challenging underperformance. While my working style is generally positive, calm, and inclusive, I am also aware that it may not suitably fit for moments of fast-paced and high-pressure decision-making. To address this, I am working on developing greater emotional resilience and adaptability.</w:t>
+              <w:t xml:space="preserve">One important element of coaching is to reflect not just on what happened, but why it happened, how it felt, and what values were at play. These are principles informed by Christpher Johns’ (2013) Typology of Reflection. This deeper level of reflection has presented me with the challenge of how my supportive nature can prevent me from asserting boundaries or challenging underperformance. While my working style is generally positive, calm, and inclusive, I am also aware that it may not suitably fit for moments of fast-paced and high-pressure decision-making. To address this, I am working on developing greater emotional resilience and adaptability.</w:t>
             </w:r>
           </w:p>
           <w:p>
@@ -1231,23 +992,7 @@
                 <w:rFonts w:ascii="Calibri" w:eastAsia="Calibri" w:hAnsi="Calibri" w:cs="Calibri"/>
                 <w:lang w:val="en-US"/>
               </w:rPr>
-              <w:t xml:space="preserve">I have reflected on the emotional, </w:t>
-            </w:r>
-            <w:proofErr w:type="spellStart"/>
-            <w:r>
-              <w:rPr>
-                <w:rFonts w:ascii="Calibri" w:eastAsia="Calibri" w:hAnsi="Calibri" w:cs="Calibri"/>
-                <w:lang w:val="en-US"/>
-              </w:rPr>
-              <w:t>behavioural</w:t>
-            </w:r>
-            <w:proofErr w:type="spellEnd"/>
-            <w:r>
-              <w:rPr>
-                <w:rFonts w:ascii="Calibri" w:eastAsia="Calibri" w:hAnsi="Calibri" w:cs="Calibri"/>
-                <w:lang w:val="en-US"/>
-              </w:rPr>
-              <w:t>, and strategic competencies needed for my current role as Digital Coach. I am also keen to prepare for future leadership positions in the digital education and Quality spaces within Further Education &amp; Higher Education. This analysis draws on the Insights Discovery profile report, my reflective practice, and emotional intelligence frameworks to support the identification of areas for growth and the impact they may have on my career and organizational goals.</w:t>
+              <w:t xml:space="preserve">I have reflected on the emotional, behavioural, and strategic competencies needed for my current role as Digital Coach. I am also keen to prepare for future leadership positions in the digital education and Quality spaces within Further Education &amp; Higher Education. This analysis draws on the Insights Discovery profile report, my reflective practice, and emotional intelligence frameworks to support the identification of areas for growth and the impact they may have on my career and organizational goals.</w:t>
             </w:r>
           </w:p>
           <w:p>
@@ -1297,28 +1042,24 @@
               <w:rPr>
                 <w:rFonts w:ascii="Calibri" w:eastAsia="Calibri" w:hAnsi="Calibri" w:cs="Calibri"/>
               </w:rPr>
-              <w:t>I have analysed my emotional responses during periods of change and challenge and identified that maintaining resilience, and optimism is an ongoing development need. </w:t>
-            </w:r>
-            <w:r>
-              <w:rPr>
-                <w:rFonts w:ascii="Calibri" w:eastAsia="Calibri" w:hAnsi="Calibri" w:cs="Calibri"/>
-              </w:rPr>
-              <w:t xml:space="preserve">These are </w:t>
+              <w:t xml:space="preserve">I have analysed my emotional responses during periods of change and challenge and identified that maintaining resilience, and optimism is an ongoing development need. These are </w:t>
             </w:r>
             <w:r>
               <w:rPr>
                 <w:rFonts w:ascii="Calibri" w:eastAsia="Calibri" w:hAnsi="Calibri" w:cs="Calibri"/>
                 <w:lang w:val="en-US"/>
               </w:rPr>
-              <w:t>especially important during moments of change, challenge, and setbacks</w:t>
-            </w:r>
-            <w:r>
+              <w:t>especially important during moments of change, challenge, and setbacks, particularly in my role where I support staff through digital transformation and developing a deeper understanding of digital pedagogy. As previously referenced, this approach will lean on the work of Goleman’s (1995) emotional intelligence model, particularly in self-regulation and motivation, which are critical for leading others through change.</w:t>
+            </w:r>
+          </w:p>
+          <w:p>
+            <w:pPr>
+              <w:widowControl w:val="0"/>
               <w:rPr>
                 <w:rFonts w:ascii="Calibri" w:eastAsia="Calibri" w:hAnsi="Calibri" w:cs="Calibri"/>
                 <w:lang w:val="en-US"/>
               </w:rPr>
-              <w:t>, particularly in my role where I support staff through digital transformation and developing a deeper understanding of digital pedagogy. As previously referenced, this approach will lean on the work of Goleman’s (1995) emotional intelligence model, particularly in self-regulation and motivation, which are critical for leading others through change.</w:t>
-            </w:r>
+            </w:pPr>
           </w:p>
           <w:p>
             <w:pPr>
@@ -1328,49 +1069,12 @@
                 <w:lang w:val="en-US"/>
               </w:rPr>
             </w:pPr>
-          </w:p>
-          <w:p>
-            <w:pPr>
-              <w:widowControl w:val="0"/>
+            <w:r>
               <w:rPr>
                 <w:rFonts w:ascii="Calibri" w:eastAsia="Calibri" w:hAnsi="Calibri" w:cs="Calibri"/>
                 <w:lang w:val="en-US"/>
               </w:rPr>
-            </w:pPr>
-            <w:r>
-              <w:rPr>
-                <w:rFonts w:ascii="Calibri" w:eastAsia="Calibri" w:hAnsi="Calibri" w:cs="Calibri"/>
-                <w:lang w:val="en-US"/>
-              </w:rPr>
-              <w:t>It</w:t>
-            </w:r>
-            <w:r>
-              <w:rPr>
-                <w:rFonts w:ascii="Calibri" w:eastAsia="Calibri" w:hAnsi="Calibri" w:cs="Calibri"/>
-                <w:lang w:val="en-US"/>
-              </w:rPr>
-              <w:t xml:space="preserve"> is important that I maintain the core skills</w:t>
-            </w:r>
-            <w:r>
-              <w:rPr>
-                <w:rFonts w:ascii="Calibri" w:eastAsia="Calibri" w:hAnsi="Calibri" w:cs="Calibri"/>
-                <w:lang w:val="en-US"/>
-              </w:rPr>
-              <w:t xml:space="preserve"> of emotional resilience and optimism</w:t>
-            </w:r>
-            <w:r>
-              <w:rPr>
-                <w:rFonts w:ascii="Calibri" w:eastAsia="Calibri" w:hAnsi="Calibri" w:cs="Calibri"/>
-                <w:lang w:val="en-US"/>
-              </w:rPr>
-              <w:t xml:space="preserve"> to fully function in the role of Digital Coach and Mentor.</w:t>
-            </w:r>
-            <w:r>
-              <w:rPr>
-                <w:rFonts w:ascii="Calibri" w:eastAsia="Calibri" w:hAnsi="Calibri" w:cs="Calibri"/>
-                <w:lang w:val="en-US"/>
-              </w:rPr>
-              <w:t xml:space="preserve"> A lack of emotional resilience could lead to increased stress, potentially poor decision-making, a lack of clarity in professional communication, and being unable to effectively support others through a diminished capacity. To address this, I will:</w:t>
+              <w:t xml:space="preserve">It is important that I maintain the core skills of emotional resilience and optimism to fully function in the role of Digital Coach and Mentor. A lack of emotional resilience could lead to increased stress, potentially poor decision-making, a lack of clarity in professional communication, and being unable to effectively support others through a diminished capacity. To address this, I will:</w:t>
             </w:r>
           </w:p>
           <w:p>
@@ -1392,56 +1096,7 @@
                 <w:rFonts w:ascii="Calibri" w:eastAsia="Calibri" w:hAnsi="Calibri" w:cs="Calibri"/>
                 <w:lang w:val="en-US"/>
               </w:rPr>
-              <w:t>Use</w:t>
-            </w:r>
-            <w:r>
-              <w:rPr>
-                <w:rFonts w:ascii="Calibri" w:eastAsia="Calibri" w:hAnsi="Calibri" w:cs="Calibri"/>
-                <w:lang w:val="en-US"/>
-              </w:rPr>
-              <w:t xml:space="preserve"> Boud</w:t>
-            </w:r>
-            <w:r>
-              <w:rPr>
-                <w:rFonts w:ascii="Calibri" w:eastAsia="Calibri" w:hAnsi="Calibri" w:cs="Calibri"/>
-                <w:lang w:val="en-US"/>
-              </w:rPr>
-              <w:t xml:space="preserve"> et al. (1985)</w:t>
-            </w:r>
-            <w:r>
-              <w:rPr>
-                <w:rFonts w:ascii="Calibri" w:eastAsia="Calibri" w:hAnsi="Calibri" w:cs="Calibri"/>
-                <w:lang w:val="en-US"/>
-              </w:rPr>
-              <w:t xml:space="preserve"> Model and Kolb’s </w:t>
-            </w:r>
-            <w:r>
-              <w:rPr>
-                <w:rFonts w:ascii="Calibri" w:eastAsia="Calibri" w:hAnsi="Calibri" w:cs="Calibri"/>
-                <w:lang w:val="en-US"/>
-              </w:rPr>
-              <w:t xml:space="preserve">(1984) Experiential </w:t>
-            </w:r>
-            <w:r>
-              <w:rPr>
-                <w:rFonts w:ascii="Calibri" w:eastAsia="Calibri" w:hAnsi="Calibri" w:cs="Calibri"/>
-                <w:lang w:val="en-US"/>
-              </w:rPr>
-              <w:t xml:space="preserve">Learning Cycle to explore how I respond to setbacks and </w:t>
-            </w:r>
-            <w:r>
-              <w:rPr>
-                <w:rFonts w:ascii="Calibri" w:eastAsia="Calibri" w:hAnsi="Calibri" w:cs="Calibri"/>
-                <w:lang w:val="en-US"/>
-              </w:rPr>
-              <w:t>recovery strategies</w:t>
-            </w:r>
-            <w:r>
-              <w:rPr>
-                <w:rFonts w:ascii="Calibri" w:eastAsia="Calibri" w:hAnsi="Calibri" w:cs="Calibri"/>
-                <w:lang w:val="en-US"/>
-              </w:rPr>
-              <w:t>.</w:t>
+              <w:t xml:space="preserve">Use Boud et al. (1985) Model and Kolb’s (1984) Experiential Learning Cycle to explore how I respond to setbacks and recovery strategies.</w:t>
             </w:r>
           </w:p>
           <w:p>
@@ -1463,42 +1118,7 @@
                 <w:rFonts w:ascii="Calibri" w:eastAsia="Calibri" w:hAnsi="Calibri" w:cs="Calibri"/>
                 <w:lang w:val="en-US"/>
               </w:rPr>
-              <w:t>J</w:t>
-            </w:r>
-            <w:r>
-              <w:rPr>
-                <w:rFonts w:ascii="Calibri" w:eastAsia="Calibri" w:hAnsi="Calibri" w:cs="Calibri"/>
-                <w:lang w:val="en-US"/>
-              </w:rPr>
-              <w:t xml:space="preserve">ournaling </w:t>
-            </w:r>
-            <w:r>
-              <w:rPr>
-                <w:rFonts w:ascii="Calibri" w:eastAsia="Calibri" w:hAnsi="Calibri" w:cs="Calibri"/>
-                <w:lang w:val="en-US"/>
-              </w:rPr>
-              <w:t>regularly</w:t>
-            </w:r>
-            <w:r>
-              <w:rPr>
-                <w:rFonts w:ascii="Calibri" w:eastAsia="Calibri" w:hAnsi="Calibri" w:cs="Calibri"/>
-                <w:lang w:val="en-US"/>
-              </w:rPr>
-              <w:t xml:space="preserve"> to reflect on my learning </w:t>
-            </w:r>
-            <w:r>
-              <w:rPr>
-                <w:rFonts w:ascii="Calibri" w:eastAsia="Calibri" w:hAnsi="Calibri" w:cs="Calibri"/>
-                <w:lang w:val="en-US"/>
-              </w:rPr>
-              <w:t>and track emotional triggers and growth</w:t>
-            </w:r>
-            <w:r>
-              <w:rPr>
-                <w:rFonts w:ascii="Calibri" w:eastAsia="Calibri" w:hAnsi="Calibri" w:cs="Calibri"/>
-                <w:lang w:val="en-US"/>
-              </w:rPr>
-              <w:t>.</w:t>
+              <w:t xml:space="preserve">Journaling regularly to reflect on my learning and track emotional triggers and growth.</w:t>
             </w:r>
           </w:p>
           <w:p>
@@ -1520,14 +1140,7 @@
                 <w:rFonts w:ascii="Calibri" w:eastAsia="Calibri" w:hAnsi="Calibri" w:cs="Calibri"/>
                 <w:lang w:val="en-US"/>
               </w:rPr>
-              <w:t>Apply</w:t>
-            </w:r>
-            <w:r>
-              <w:rPr>
-                <w:rFonts w:ascii="Calibri" w:eastAsia="Calibri" w:hAnsi="Calibri" w:cs="Calibri"/>
-                <w:lang w:val="en-US"/>
-              </w:rPr>
-              <w:t xml:space="preserve"> Marc Brackett’s RULER framework regulating emotions in the moment.</w:t>
+              <w:t xml:space="preserve">Apply Marc Brackett’s RULER framework regulating emotions in the moment.</w:t>
             </w:r>
           </w:p>
           <w:p>
@@ -1578,53 +1191,12 @@
                 <w:lang w:val="en-US"/>
               </w:rPr>
             </w:pPr>
-            <w:proofErr w:type="spellStart"/>
             <w:r>
               <w:rPr>
                 <w:rFonts w:ascii="Calibri" w:eastAsia="Calibri" w:hAnsi="Calibri" w:cs="Calibri"/>
                 <w:lang w:val="en-US"/>
               </w:rPr>
-              <w:t>Analysing</w:t>
-            </w:r>
-            <w:proofErr w:type="spellEnd"/>
-            <w:r>
-              <w:rPr>
-                <w:rFonts w:ascii="Calibri" w:eastAsia="Calibri" w:hAnsi="Calibri" w:cs="Calibri"/>
-                <w:lang w:val="en-US"/>
-              </w:rPr>
-              <w:t xml:space="preserve"> my </w:t>
-            </w:r>
-            <w:proofErr w:type="spellStart"/>
-            <w:r>
-              <w:rPr>
-                <w:rFonts w:ascii="Calibri" w:eastAsia="Calibri" w:hAnsi="Calibri" w:cs="Calibri"/>
-                <w:lang w:val="en-US"/>
-              </w:rPr>
-              <w:t>behavioural</w:t>
-            </w:r>
-            <w:proofErr w:type="spellEnd"/>
-            <w:r>
-              <w:rPr>
-                <w:rFonts w:ascii="Calibri" w:eastAsia="Calibri" w:hAnsi="Calibri" w:cs="Calibri"/>
-                <w:lang w:val="en-US"/>
-              </w:rPr>
-              <w:t xml:space="preserve"> tendencies through my Insights profile has enabled me to </w:t>
-            </w:r>
-            <w:proofErr w:type="spellStart"/>
-            <w:r>
-              <w:rPr>
-                <w:rFonts w:ascii="Calibri" w:eastAsia="Calibri" w:hAnsi="Calibri" w:cs="Calibri"/>
-                <w:lang w:val="en-US"/>
-              </w:rPr>
-              <w:t>recognise</w:t>
-            </w:r>
-            <w:proofErr w:type="spellEnd"/>
-            <w:r>
-              <w:rPr>
-                <w:rFonts w:ascii="Calibri" w:eastAsia="Calibri" w:hAnsi="Calibri" w:cs="Calibri"/>
-                <w:lang w:val="en-US"/>
-              </w:rPr>
-              <w:t xml:space="preserve"> a need to develop my adaptability, particularly in unpredictable situations. When plans change unexpectedly, my preference for structure and harmony can lead to feelings of stress. This has the potential to impact my ability to remain focused and responsive under pressure.</w:t>
+              <w:t xml:space="preserve">Analysing my behavioural tendencies through my Insights profile has enabled me to recognise a need to develop my adaptability, particularly in unpredictable situations. When plans change unexpectedly, my preference for structure and harmony can lead to feelings of stress. This has the potential to impact my ability to remain focused and responsive under pressure.</w:t>
             </w:r>
           </w:p>
           <w:p>
@@ -1676,14 +1248,7 @@
                 <w:rFonts w:ascii="Calibri" w:eastAsia="Calibri" w:hAnsi="Calibri" w:cs="Calibri"/>
                 <w:lang w:val="en-US"/>
               </w:rPr>
-              <w:t>Use</w:t>
-            </w:r>
-            <w:r>
-              <w:rPr>
-                <w:rFonts w:ascii="Calibri" w:eastAsia="Calibri" w:hAnsi="Calibri" w:cs="Calibri"/>
-                <w:lang w:val="en-US"/>
-              </w:rPr>
-              <w:t xml:space="preserve"> Kolb’s Experiential Learning Cycle to review how I have responded to situations at the time and help identify strategies I can use in future.</w:t>
+              <w:t xml:space="preserve">Use Kolb’s Experiential Learning Cycle to review how I have responded to situations at the time and help identify strategies I can use in future.</w:t>
             </w:r>
           </w:p>
           <w:p>
@@ -1705,14 +1270,7 @@
                 <w:lang w:val="en-US"/>
               </w:rPr>
               <w:lastRenderedPageBreak/>
-              <w:t>E</w:t>
-            </w:r>
-            <w:r>
-              <w:rPr>
-                <w:rFonts w:ascii="Calibri" w:eastAsia="Calibri" w:hAnsi="Calibri" w:cs="Calibri"/>
-                <w:lang w:val="en-US"/>
-              </w:rPr>
-              <w:t>xplore “Micro-adaptability” where I can practice remaining flexible to change in low-stakes situations. This will support future growth in adaptability.</w:t>
+              <w:t>Explore “Micro-adaptability” where I can practice remaining flexible to change in low-stakes situations. This will support future growth in adaptability.</w:t>
             </w:r>
           </w:p>
           <w:p>
@@ -1733,14 +1291,7 @@
                 <w:rFonts w:ascii="Calibri" w:eastAsia="Calibri" w:hAnsi="Calibri" w:cs="Calibri"/>
                 <w:lang w:val="en-US"/>
               </w:rPr>
-              <w:t>Apply</w:t>
-            </w:r>
-            <w:r>
-              <w:rPr>
-                <w:rFonts w:ascii="Calibri" w:eastAsia="Calibri" w:hAnsi="Calibri" w:cs="Calibri"/>
-                <w:lang w:val="en-US"/>
-              </w:rPr>
-              <w:t xml:space="preserve"> Schon’s (1983) concept of </w:t>
+              <w:t xml:space="preserve">Apply Schon’s (1983) concept of </w:t>
             </w:r>
             <w:r>
               <w:rPr>
@@ -1749,39 +1300,14 @@
                 <w:iCs/>
                 <w:lang w:val="en-US"/>
               </w:rPr>
-              <w:t>reflect</w:t>
-            </w:r>
-            <w:r>
-              <w:rPr>
-                <w:rFonts w:ascii="Calibri" w:eastAsia="Calibri" w:hAnsi="Calibri" w:cs="Calibri"/>
-                <w:i/>
-                <w:iCs/>
-                <w:lang w:val="en-US"/>
-              </w:rPr>
-              <w:t>ion</w:t>
-            </w:r>
-            <w:r>
-              <w:rPr>
-                <w:rFonts w:ascii="Calibri" w:eastAsia="Calibri" w:hAnsi="Calibri" w:cs="Calibri"/>
-                <w:i/>
-                <w:iCs/>
-                <w:lang w:val="en-US"/>
-              </w:rPr>
-              <w:t>-in-</w:t>
+              <w:t>reflection-in-</w:t>
             </w:r>
             <w:r>
               <w:rPr>
                 <w:rFonts w:ascii="Calibri" w:eastAsia="Calibri" w:hAnsi="Calibri" w:cs="Calibri"/>
                 <w:lang w:val="en-US"/>
               </w:rPr>
-              <w:t>action</w:t>
-            </w:r>
-            <w:r>
-              <w:rPr>
-                <w:rFonts w:ascii="Calibri" w:eastAsia="Calibri" w:hAnsi="Calibri" w:cs="Calibri"/>
-                <w:lang w:val="en-US"/>
-              </w:rPr>
-              <w:t xml:space="preserve"> to adapt to changing situations in the moment.</w:t>
+              <w:t xml:space="preserve">action to adapt to changing situations in the moment.</w:t>
             </w:r>
           </w:p>
           <w:p>
@@ -1802,21 +1328,7 @@
                 <w:rFonts w:ascii="Calibri" w:eastAsia="Calibri" w:hAnsi="Calibri" w:cs="Calibri"/>
                 <w:lang w:val="en-US"/>
               </w:rPr>
-              <w:t>E</w:t>
-            </w:r>
-            <w:r>
-              <w:rPr>
-                <w:rFonts w:ascii="Calibri" w:eastAsia="Calibri" w:hAnsi="Calibri" w:cs="Calibri"/>
-                <w:lang w:val="en-US"/>
-              </w:rPr>
-              <w:t>xplore</w:t>
-            </w:r>
-            <w:r>
-              <w:rPr>
-                <w:rFonts w:ascii="Calibri" w:eastAsia="Calibri" w:hAnsi="Calibri" w:cs="Calibri"/>
-                <w:lang w:val="en-US"/>
-              </w:rPr>
-              <w:t xml:space="preserve"> mindfulness techniques to remain grounded and in the moment.</w:t>
+              <w:t xml:space="preserve">Explore mindfulness techniques to remain grounded and in the moment.</w:t>
             </w:r>
           </w:p>
           <w:p>
@@ -2057,14 +1569,7 @@
                 <w:sz w:val="20"/>
                 <w:szCs w:val="20"/>
               </w:rPr>
-              <w:t xml:space="preserve">I’m also working on improving my skills in project management, communication, and measuring impact. </w:t>
-            </w:r>
-            <w:r>
-              <w:rPr>
-                <w:sz w:val="20"/>
-                <w:szCs w:val="20"/>
-              </w:rPr>
-              <w:t>These will support my ability to report on progress and contribute to leadership conversations around project delivery and outcomes.</w:t>
+              <w:t xml:space="preserve">I’m also working on improving my skills in project management, communication, and measuring impact. These will support my ability to report on progress and contribute to leadership conversations around project delivery and outcomes.</w:t>
             </w:r>
           </w:p>
           <w:p>
@@ -2595,32 +2100,17 @@
                 </w:tcPr>
                 <w:p>
                   <w:r>
-                    <w:t>Weekly journal entries</w:t>
-                  </w:r>
-                  <w:r>
-                    <w:t>.</w:t>
+                    <w:t>Weekly journal entries.</w:t>
                   </w:r>
                 </w:p>
                 <w:p>
                   <w:r>
-                    <w:t>D</w:t>
-                  </w:r>
-                  <w:r>
-                    <w:t>ocumented examples of adaptability</w:t>
-                  </w:r>
-                  <w:r>
-                    <w:t>.</w:t>
+                    <w:t>Documented examples of adaptability.</w:t>
                   </w:r>
                 </w:p>
                 <w:p>
                   <w:r>
-                    <w:t>P</w:t>
-                  </w:r>
-                  <w:r>
-                    <w:t>ositive peer feedback</w:t>
-                  </w:r>
-                  <w:r>
-                    <w:t>.</w:t>
+                    <w:t>Positive peer feedback.</w:t>
                   </w:r>
                 </w:p>
               </w:tc>
@@ -2818,18 +2308,12 @@
                 </w:tcPr>
                 <w:p>
                   <w:r>
-                    <w:t>Improved clarity in project updates</w:t>
-                  </w:r>
-                  <w:r>
-                    <w:t>.</w:t>
+                    <w:t>Improved clarity in project updates.</w:t>
                   </w:r>
                 </w:p>
                 <w:p>
                   <w:r>
-                    <w:t>F</w:t>
-                  </w:r>
-                  <w:r>
-                    <w:t>eedback from line manager.</w:t>
+                    <w:t>Feedback from line manager.</w:t>
                   </w:r>
                 </w:p>
               </w:tc>
@@ -3033,18 +2517,12 @@
                 </w:tcPr>
                 <w:p>
                   <w:r>
-                    <w:t>Course completion</w:t>
-                  </w:r>
-                  <w:r>
-                    <w:t xml:space="preserve">. </w:t>
+                    <w:t xml:space="preserve">Course completion. </w:t>
                   </w:r>
                 </w:p>
                 <w:p>
                   <w:r>
-                    <w:t>I</w:t>
-                  </w:r>
-                  <w:r>
-                    <w:t>mproved project planning and delivery.</w:t>
+                    <w:t>Improved project planning and delivery.</w:t>
                   </w:r>
                 </w:p>
               </w:tc>
@@ -3241,18 +2719,12 @@
                 </w:tcPr>
                 <w:p>
                   <w:r>
-                    <w:t>Project outcomes achieved</w:t>
-                  </w:r>
-                  <w:r>
-                    <w:t>.</w:t>
+                    <w:t>Project outcomes achieved.</w:t>
                   </w:r>
                 </w:p>
                 <w:p>
                   <w:r>
-                    <w:t>D</w:t>
-                  </w:r>
-                  <w:r>
-                    <w:t>ocumented mentoring reflections.</w:t>
+                    <w:t>Documented mentoring reflections.</w:t>
                   </w:r>
                 </w:p>
               </w:tc>
@@ -3458,21 +2930,12 @@
                 </w:tcPr>
                 <w:p>
                   <w:r>
-                    <w:t>Enrolment in qualification</w:t>
-                  </w:r>
-                  <w:r>
-                    <w:t xml:space="preserve"> or something similar</w:t>
-                  </w:r>
-                  <w:r>
-                    <w:t xml:space="preserve">. </w:t>
+                    <w:t xml:space="preserve">Enrolment in qualification or something similar. </w:t>
                   </w:r>
                 </w:p>
                 <w:p>
                   <w:r>
-                    <w:t>A</w:t>
-                  </w:r>
-                  <w:r>
-                    <w:t>ctive participation in strategic initiatives.</w:t>
+                    <w:t>Active participation in strategic initiatives.</w:t>
                   </w:r>
                 </w:p>
               </w:tc>
@@ -3688,10 +3151,7 @@
                 </w:p>
                 <w:p>
                   <w:r>
-                    <w:t>S</w:t>
-                  </w:r>
-                  <w:r>
-                    <w:t>takeholder feedback.</w:t>
+                    <w:t>Stakeholder feedback.</w:t>
                   </w:r>
                 </w:p>
               </w:tc>
@@ -3784,28 +3244,7 @@
           <w:bCs/>
         </w:rPr>
         <w:lastRenderedPageBreak/>
-        <w:t>ASSIGNMENT</w:t>
-      </w:r>
-      <w:r>
-        <w:rPr>
-          <w:b/>
-          <w:bCs/>
-        </w:rPr>
-        <w:t xml:space="preserve"> 1 </w:t>
-      </w:r>
-      <w:r>
-        <w:rPr>
-          <w:b/>
-          <w:bCs/>
-        </w:rPr>
-        <w:t xml:space="preserve">– Bibliography &amp; </w:t>
-      </w:r>
-      <w:r>
-        <w:rPr>
-          <w:b/>
-          <w:bCs/>
-        </w:rPr>
-        <w:t>References</w:t>
+        <w:t xml:space="preserve">ASSIGNMENT 1 – Bibliography &amp; References</w:t>
       </w:r>
     </w:p>
     <w:p>
@@ -3880,21 +3319,7 @@
           <w:sz w:val="22"/>
           <w:szCs w:val="22"/>
         </w:rPr>
-        <w:t>Personnel Today (2018) McLaren Group take chequered flag for Excellence in Learning and Development Award, 21 November</w:t>
-      </w:r>
-      <w:r>
-        <w:rPr>
-          <w:sz w:val="22"/>
-          <w:szCs w:val="22"/>
-        </w:rPr>
-        <w:t xml:space="preserve"> 2018</w:t>
-      </w:r>
-      <w:r>
-        <w:rPr>
-          <w:sz w:val="22"/>
-          <w:szCs w:val="22"/>
-        </w:rPr>
-        <w:t>. </w:t>
+        <w:t xml:space="preserve">Personnel Today (2018) McLaren Group take chequered flag for Excellence in Learning and Development Award, 21 November 2018. </w:t>
       </w:r>
       <w:hyperlink r:id="rId9" w:tgtFrame="_blank" w:history="1">
         <w:r>
@@ -3911,14 +3336,7 @@
           <w:sz w:val="22"/>
           <w:szCs w:val="22"/>
         </w:rPr>
-        <w:t xml:space="preserve"> Access date </w:t>
-      </w:r>
-      <w:r>
-        <w:rPr>
-          <w:sz w:val="22"/>
-          <w:szCs w:val="22"/>
-        </w:rPr>
-        <w:t>17/07/2025</w:t>
+        <w:t xml:space="preserve"> Access date 17/07/2025</w:t>
       </w:r>
     </w:p>
     <w:p>
@@ -4008,42 +3426,7 @@
           <w:sz w:val="22"/>
           <w:szCs w:val="22"/>
         </w:rPr>
-        <w:t xml:space="preserve">What is </w:t>
-      </w:r>
-      <w:r>
-        <w:rPr>
-          <w:sz w:val="22"/>
-          <w:szCs w:val="22"/>
-        </w:rPr>
-        <w:t>E</w:t>
-      </w:r>
-      <w:r>
-        <w:rPr>
-          <w:sz w:val="22"/>
-          <w:szCs w:val="22"/>
-        </w:rPr>
-        <w:t>motional</w:t>
-      </w:r>
-      <w:r>
-        <w:rPr>
-          <w:sz w:val="22"/>
-          <w:szCs w:val="22"/>
-        </w:rPr>
-        <w:t xml:space="preserve"> Intelligence</w:t>
-      </w:r>
-      <w:r>
-        <w:rPr>
-          <w:sz w:val="22"/>
-          <w:szCs w:val="22"/>
-        </w:rPr>
-        <w:t>?</w:t>
-      </w:r>
-      <w:r>
-        <w:rPr>
-          <w:sz w:val="22"/>
-          <w:szCs w:val="22"/>
-        </w:rPr>
-        <w:t xml:space="preserve"> </w:t>
+        <w:t xml:space="preserve">What is Emotional Intelligence? </w:t>
       </w:r>
       <w:hyperlink r:id="rId10" w:history="1">
         <w:r>
@@ -4060,51 +3443,7 @@
           <w:sz w:val="22"/>
           <w:szCs w:val="22"/>
         </w:rPr>
-        <w:t xml:space="preserve"> </w:t>
-      </w:r>
-      <w:r>
-        <w:rPr>
-          <w:sz w:val="22"/>
-          <w:szCs w:val="22"/>
-        </w:rPr>
-        <w:t xml:space="preserve">PDF </w:t>
-      </w:r>
-      <w:r>
-        <w:rPr>
-          <w:sz w:val="22"/>
-          <w:szCs w:val="22"/>
-        </w:rPr>
-        <w:t>resource produced by</w:t>
-      </w:r>
-      <w:r>
-        <w:rPr>
-          <w:sz w:val="22"/>
-          <w:szCs w:val="22"/>
-        </w:rPr>
-        <w:t xml:space="preserve"> </w:t>
-      </w:r>
-      <w:proofErr w:type="gramStart"/>
-      <w:r>
-        <w:rPr>
-          <w:sz w:val="22"/>
-          <w:szCs w:val="22"/>
-        </w:rPr>
-        <w:t>D.PREP</w:t>
-      </w:r>
-      <w:proofErr w:type="gramEnd"/>
-      <w:r>
-        <w:rPr>
-          <w:sz w:val="22"/>
-          <w:szCs w:val="22"/>
-        </w:rPr>
-        <w:t xml:space="preserve"> Safety Division</w:t>
-      </w:r>
-      <w:r>
-        <w:rPr>
-          <w:sz w:val="22"/>
-          <w:szCs w:val="22"/>
-        </w:rPr>
-        <w:t xml:space="preserve"> </w:t>
+        <w:t xml:space="preserve"> PDF resource produced by D.PREP Safety Division </w:t>
       </w:r>
       <w:hyperlink r:id="rId11" w:history="1">
         <w:r>
@@ -4121,43 +3460,22 @@
           <w:sz w:val="22"/>
           <w:szCs w:val="22"/>
         </w:rPr>
-        <w:t xml:space="preserve"> </w:t>
-      </w:r>
-      <w:r>
-        <w:rPr>
-          <w:sz w:val="22"/>
-          <w:szCs w:val="22"/>
-        </w:rPr>
-        <w:t>Access date 18/07/25</w:t>
-      </w:r>
-    </w:p>
-    <w:p>
-      <w:pPr>
-        <w:rPr>
-          <w:sz w:val="22"/>
-          <w:szCs w:val="22"/>
-        </w:rPr>
-      </w:pPr>
-      <w:r>
-        <w:rPr>
-          <w:sz w:val="22"/>
-          <w:szCs w:val="22"/>
-        </w:rPr>
-        <w:t>Daniel Goleman Introduces Emotional Intelligence | Big Think</w:t>
-      </w:r>
-      <w:r>
-        <w:rPr>
-          <w:sz w:val="22"/>
-          <w:szCs w:val="22"/>
-        </w:rPr>
-        <w:t xml:space="preserve"> – YouTube video</w:t>
-      </w:r>
-      <w:r>
-        <w:rPr>
-          <w:sz w:val="22"/>
-          <w:szCs w:val="22"/>
-        </w:rPr>
-        <w:t xml:space="preserve"> published 24</w:t>
+        <w:t xml:space="preserve"> Access date 18/07/25</w:t>
+      </w:r>
+    </w:p>
+    <w:p>
+      <w:pPr>
+        <w:rPr>
+          <w:sz w:val="22"/>
+          <w:szCs w:val="22"/>
+        </w:rPr>
+      </w:pPr>
+      <w:r>
+        <w:rPr>
+          <w:sz w:val="22"/>
+          <w:szCs w:val="22"/>
+        </w:rPr>
+        <w:t xml:space="preserve">Daniel Goleman Introduces Emotional Intelligence | Big Think – YouTube video published 24</w:t>
       </w:r>
       <w:r>
         <w:rPr>
@@ -4172,14 +3490,7 @@
           <w:sz w:val="22"/>
           <w:szCs w:val="22"/>
         </w:rPr>
-        <w:t xml:space="preserve"> April 2012</w:t>
-      </w:r>
-      <w:r>
-        <w:rPr>
-          <w:sz w:val="22"/>
-          <w:szCs w:val="22"/>
-        </w:rPr>
-        <w:t xml:space="preserve"> </w:t>
+        <w:t xml:space="preserve"> April 2012 </w:t>
       </w:r>
       <w:hyperlink r:id="rId12" w:history="1">
         <w:r>
@@ -4196,43 +3507,22 @@
           <w:sz w:val="22"/>
           <w:szCs w:val="22"/>
         </w:rPr>
-        <w:t xml:space="preserve"> Accessed 18/07/</w:t>
-      </w:r>
-      <w:r>
-        <w:rPr>
-          <w:sz w:val="22"/>
-          <w:szCs w:val="22"/>
-        </w:rPr>
-        <w:t>20</w:t>
-      </w:r>
-      <w:r>
-        <w:rPr>
-          <w:sz w:val="22"/>
-          <w:szCs w:val="22"/>
-        </w:rPr>
-        <w:t>25</w:t>
-      </w:r>
-    </w:p>
-    <w:p>
-      <w:pPr>
-        <w:rPr>
-          <w:sz w:val="22"/>
-          <w:szCs w:val="22"/>
-        </w:rPr>
-      </w:pPr>
-      <w:r>
-        <w:rPr>
-          <w:sz w:val="22"/>
-          <w:szCs w:val="22"/>
-        </w:rPr>
-        <w:t xml:space="preserve">Emotional Intelligence is a Superpower - Dr. Daniel Goleman || Finding Mastery – YouTube video </w:t>
-      </w:r>
-      <w:r>
-        <w:rPr>
-          <w:sz w:val="22"/>
-          <w:szCs w:val="22"/>
-        </w:rPr>
-        <w:t>published 8</w:t>
+        <w:t xml:space="preserve"> Accessed 18/07/2025</w:t>
+      </w:r>
+    </w:p>
+    <w:p>
+      <w:pPr>
+        <w:rPr>
+          <w:sz w:val="22"/>
+          <w:szCs w:val="22"/>
+        </w:rPr>
+      </w:pPr>
+      <w:r>
+        <w:rPr>
+          <w:sz w:val="22"/>
+          <w:szCs w:val="22"/>
+        </w:rPr>
+        <w:t xml:space="preserve">Emotional Intelligence is a Superpower - Dr. Daniel Goleman || Finding Mastery – YouTube video published 8</w:t>
       </w:r>
       <w:r>
         <w:rPr>
@@ -4302,14 +3592,7 @@
           <w:sz w:val="22"/>
           <w:szCs w:val="22"/>
         </w:rPr>
-        <w:t xml:space="preserve">I confirm that I am the author of this assignment and that </w:t>
-      </w:r>
-      <w:r>
-        <w:rPr>
-          <w:sz w:val="22"/>
-          <w:szCs w:val="22"/>
-        </w:rPr>
-        <w:t>all responses, thoughts, analysis and conclusions are my own.</w:t>
+        <w:t xml:space="preserve">I confirm that I am the author of this assignment and that all responses, thoughts, analysis and conclusions are my own.</w:t>
       </w:r>
     </w:p>
     <w:p>
@@ -4342,14 +3625,7 @@
           <w:sz w:val="22"/>
           <w:szCs w:val="22"/>
         </w:rPr>
-        <w:t>Suppo</w:t>
-      </w:r>
-      <w:r>
-        <w:rPr>
-          <w:sz w:val="22"/>
-          <w:szCs w:val="22"/>
-        </w:rPr>
-        <w:t>rt for clarity and structure in my responses</w:t>
+        <w:t>Support for clarity and structure in my responses</w:t>
       </w:r>
     </w:p>
     <w:p>
@@ -4366,14 +3642,7 @@
           <w:sz w:val="22"/>
           <w:szCs w:val="22"/>
         </w:rPr>
-        <w:t>Seek feedback</w:t>
-      </w:r>
-      <w:r>
-        <w:rPr>
-          <w:sz w:val="22"/>
-          <w:szCs w:val="22"/>
-        </w:rPr>
-        <w:t xml:space="preserve"> on how my answers best fit the assignment questions</w:t>
+        <w:t xml:space="preserve">Seek feedback on how my answers best fit the assignment questions</w:t>
       </w:r>
     </w:p>
     <w:p>
@@ -4434,21 +3703,7 @@
           <w:sz w:val="22"/>
           <w:szCs w:val="22"/>
         </w:rPr>
-        <w:t>At no point did I use AI to write</w:t>
-      </w:r>
-      <w:r>
-        <w:rPr>
-          <w:sz w:val="22"/>
-          <w:szCs w:val="22"/>
-        </w:rPr>
-        <w:t xml:space="preserve"> answers for me</w:t>
-      </w:r>
-      <w:r>
-        <w:rPr>
-          <w:sz w:val="22"/>
-          <w:szCs w:val="22"/>
-        </w:rPr>
-        <w:t>. All content is based on my own experiences, learning, and thinking.</w:t>
+        <w:t xml:space="preserve">At no point did I use AI to write answers for me. All content is based on my own experiences, learning, and thinking.</w:t>
       </w:r>
     </w:p>
     <w:p>
@@ -4469,7 +3724,7 @@
           <wp:inline distT="0" distB="0" distL="0" distR="0" wp14:anchorId="708E7675" wp14:editId="4497B18A">
             <wp:extent cx="937549" cy="444317"/>
             <wp:effectExtent l="0" t="0" r="0" b="0"/>
-            <wp:docPr id="75487042" name="Picture 1" descr="A black background with a black square&#10;&#10;AI-generated content may be incorrect."/>
+            <wp:docPr id="75487042" name="Picture 1" descr="A black background with a black square  AI-generated content may be incorrect."/>
             <wp:cNvGraphicFramePr>
               <a:graphicFrameLocks xmlns:a="http://schemas.openxmlformats.org/drawingml/2006/main" noChangeAspect="1"/>
             </wp:cNvGraphicFramePr>
@@ -4477,7 +3732,7 @@
               <a:graphicData uri="http://schemas.openxmlformats.org/drawingml/2006/picture">
                 <pic:pic xmlns:pic="http://schemas.openxmlformats.org/drawingml/2006/picture">
                   <pic:nvPicPr>
-                    <pic:cNvPr id="75487042" name="Picture 1" descr="A black background with a black square&#10;&#10;AI-generated content may be incorrect."/>
+                    <pic:cNvPr id="75487042" name="Picture 1" descr="A black background with a black square  AI-generated content may be incorrect."/>
                     <pic:cNvPicPr/>
                   </pic:nvPicPr>
                   <pic:blipFill>
@@ -4536,21 +3791,7 @@
           <w:bCs/>
         </w:rPr>
         <w:lastRenderedPageBreak/>
-        <w:t xml:space="preserve">16/07/2025 - </w:t>
-      </w:r>
-      <w:r>
-        <w:rPr>
-          <w:b/>
-          <w:bCs/>
-        </w:rPr>
-        <w:t xml:space="preserve">QUESTION 1.1 AI </w:t>
-      </w:r>
-      <w:r>
-        <w:rPr>
-          <w:b/>
-          <w:bCs/>
-        </w:rPr>
-        <w:t>Support Coach</w:t>
+        <w:t xml:space="preserve">16/07/2025 - QUESTION 1.1 AI Support Coach</w:t>
       </w:r>
     </w:p>
     <w:p>
@@ -4596,23 +3837,7 @@
           <w:sz w:val="22"/>
           <w:szCs w:val="22"/>
         </w:rPr>
-        <w:t xml:space="preserve">How does the attached answer fit with the question "Analyse the importance of continuous personal and professional development in achieving organisational objectives", or is it best suited to "Evaluate the use of reflective practice in personal and professional development" Q1.1 - Assignment 1 CMI </w:t>
-      </w:r>
-      <w:proofErr w:type="spellStart"/>
-      <w:r>
-        <w:rPr>
-          <w:sz w:val="22"/>
-          <w:szCs w:val="22"/>
-        </w:rPr>
-        <w:t>Lvl</w:t>
-      </w:r>
-      <w:proofErr w:type="spellEnd"/>
-      <w:r>
-        <w:rPr>
-          <w:sz w:val="22"/>
-          <w:szCs w:val="22"/>
-        </w:rPr>
-        <w:t xml:space="preserve"> 5 1.docx</w:t>
+        <w:t xml:space="preserve">How does the attached answer fit with the question "Analyse the importance of continuous personal and professional development in achieving organisational objectives", or is it best suited to "Evaluate the use of reflective practice in personal and professional development" Q1.1 - Assignment 1 CMI Lvl 5 1.docx</w:t>
       </w:r>
     </w:p>
     <w:p>
@@ -4721,23 +3946,7 @@
           <w:sz w:val="22"/>
           <w:szCs w:val="22"/>
         </w:rPr>
-        <w:t xml:space="preserve">The response is deeply reflective and </w:t>
-      </w:r>
-      <w:proofErr w:type="spellStart"/>
-      <w:r>
-        <w:rPr>
-          <w:sz w:val="22"/>
-          <w:szCs w:val="22"/>
-        </w:rPr>
-        <w:t>centers</w:t>
-      </w:r>
-      <w:proofErr w:type="spellEnd"/>
-      <w:r>
-        <w:rPr>
-          <w:sz w:val="22"/>
-          <w:szCs w:val="22"/>
-        </w:rPr>
-        <w:t xml:space="preserve"> around:</w:t>
+        <w:t xml:space="preserve">The response is deeply reflective and centers around:</w:t>
       </w:r>
     </w:p>
     <w:p>
@@ -4892,23 +4101,23 @@
           <w:sz w:val="22"/>
           <w:szCs w:val="22"/>
         </w:rPr>
-        <w:t xml:space="preserve">These elements align closely with the </w:t>
-      </w:r>
-      <w:r>
-        <w:rPr>
-          <w:b/>
-          <w:bCs/>
-          <w:sz w:val="22"/>
-          <w:szCs w:val="22"/>
-        </w:rPr>
-        <w:t>evaluation of reflective practice</w:t>
-      </w:r>
-      <w:r>
-        <w:rPr>
-          <w:sz w:val="22"/>
-          <w:szCs w:val="22"/>
-        </w:rPr>
-        <w:t>—how it is used, what it reveals, and how it contributes to development.</w:t>
+        <w:t xml:space="preserve">These elements align closely with the evaluation of reflective practice: how it is used, what it reveals, and how it contributes to development.</w:t>
+      </w:r>
+      <w:r>
+        <w:rPr>
+          <w:b/>
+          <w:bCs/>
+          <w:sz w:val="22"/>
+          <w:szCs w:val="22"/>
+        </w:rPr>
+        <w:t/>
+      </w:r>
+      <w:r>
+        <w:rPr>
+          <w:sz w:val="22"/>
+          <w:szCs w:val="22"/>
+        </w:rPr>
+        <w:t/>
       </w:r>
     </w:p>
     <w:p>
@@ -5198,42 +4407,24 @@
           <w:szCs w:val="22"/>
         </w:rPr>
         <w:lastRenderedPageBreak/>
-        <w:t xml:space="preserve">17/07/2025 - </w:t>
-      </w:r>
-      <w:r>
-        <w:rPr>
-          <w:b/>
-          <w:bCs/>
-          <w:sz w:val="22"/>
-          <w:szCs w:val="22"/>
-        </w:rPr>
-        <w:t>OVERALL FEEDBACK SOUGHT FOR ASSIGNMENT SO FAR</w:t>
-      </w:r>
-    </w:p>
-    <w:p>
-      <w:pPr>
-        <w:rPr>
-          <w:sz w:val="22"/>
-          <w:szCs w:val="22"/>
-        </w:rPr>
-      </w:pPr>
-      <w:r>
-        <w:rPr>
-          <w:b/>
-          <w:bCs/>
-          <w:sz w:val="22"/>
-          <w:szCs w:val="22"/>
-        </w:rPr>
-        <w:t>PROMPT</w:t>
-      </w:r>
-      <w:r>
-        <w:rPr>
-          <w:b/>
-          <w:bCs/>
-          <w:sz w:val="22"/>
-          <w:szCs w:val="22"/>
-        </w:rPr>
-        <w:t xml:space="preserve">: </w:t>
+        <w:t xml:space="preserve">17/07/2025 - OVERALL FEEDBACK SOUGHT FOR ASSIGNMENT SO FAR</w:t>
+      </w:r>
+    </w:p>
+    <w:p>
+      <w:pPr>
+        <w:rPr>
+          <w:sz w:val="22"/>
+          <w:szCs w:val="22"/>
+        </w:rPr>
+      </w:pPr>
+      <w:r>
+        <w:rPr>
+          <w:b/>
+          <w:bCs/>
+          <w:sz w:val="22"/>
+          <w:szCs w:val="22"/>
+        </w:rPr>
+        <w:t xml:space="preserve">PROMPT: </w:t>
       </w:r>
       <w:hyperlink r:id="rId15" w:tgtFrame="_blank" w:history="1">
         <w:r>
@@ -5242,25 +4433,7 @@
             <w:sz w:val="20"/>
             <w:szCs w:val="20"/>
           </w:rPr>
-          <w:t xml:space="preserve">Responses for Qs - Assignment 1 CMI </w:t>
-        </w:r>
-        <w:proofErr w:type="spellStart"/>
-        <w:r>
-          <w:rPr>
-            <w:rStyle w:val="Hyperlink"/>
-            <w:sz w:val="20"/>
-            <w:szCs w:val="20"/>
-          </w:rPr>
-          <w:t>Lvl</w:t>
-        </w:r>
-        <w:proofErr w:type="spellEnd"/>
-        <w:r>
-          <w:rPr>
-            <w:rStyle w:val="Hyperlink"/>
-            <w:sz w:val="20"/>
-            <w:szCs w:val="20"/>
-          </w:rPr>
-          <w:t xml:space="preserve"> 5.docx</w:t>
+          <w:t xml:space="preserve">Responses for Qs - Assignment 1 CMI Lvl 5.docx</w:t>
         </w:r>
       </w:hyperlink>
       <w:r>
@@ -5293,16 +4466,7 @@
           <w:sz w:val="22"/>
           <w:szCs w:val="22"/>
         </w:rPr>
-        <w:t>RESPONSE</w:t>
-      </w:r>
-      <w:r>
-        <w:rPr>
-          <w:b/>
-          <w:bCs/>
-          <w:sz w:val="22"/>
-          <w:szCs w:val="22"/>
-        </w:rPr>
-        <w:t xml:space="preserve">: </w:t>
+        <w:t xml:space="preserve">RESPONSE: </w:t>
       </w:r>
       <w:r>
         <w:rPr>
@@ -5556,16 +4720,7 @@
           <w:sz w:val="22"/>
           <w:szCs w:val="22"/>
         </w:rPr>
-        <w:t>1</w:t>
-      </w:r>
-      <w:r>
-        <w:rPr>
-          <w:b/>
-          <w:bCs/>
-          <w:sz w:val="22"/>
-          <w:szCs w:val="22"/>
-        </w:rPr>
-        <w:t>. Incomplete Sections</w:t>
+        <w:t>1. Incomplete Sections</w:t>
       </w:r>
     </w:p>
     <w:p>
@@ -5996,12 +5151,6 @@
           <w:szCs w:val="20"/>
         </w:rPr>
         <w:t xml:space="preserve"> Strong start with clear links to your role and organisational goals.</w:t>
-      </w:r>
-      <w:r>
-        <w:rPr>
-          <w:sz w:val="20"/>
-          <w:szCs w:val="20"/>
-        </w:rPr>
         <w:br/>
       </w:r>
       <w:r>
@@ -6060,12 +5209,6 @@
           <w:szCs w:val="20"/>
         </w:rPr>
         <w:t xml:space="preserve"> Excellent use of Insights Discovery and mentoring experience.</w:t>
-      </w:r>
-      <w:r>
-        <w:rPr>
-          <w:sz w:val="20"/>
-          <w:szCs w:val="20"/>
-        </w:rPr>
         <w:br/>
       </w:r>
       <w:r>
@@ -6124,12 +5267,6 @@
           <w:szCs w:val="20"/>
         </w:rPr>
         <w:t xml:space="preserve"> Well-structured and insightful.</w:t>
-      </w:r>
-      <w:r>
-        <w:rPr>
-          <w:sz w:val="20"/>
-          <w:szCs w:val="20"/>
-        </w:rPr>
         <w:br/>
       </w:r>
       <w:r>
@@ -6146,12 +5283,6 @@
           <w:szCs w:val="20"/>
         </w:rPr>
         <w:t xml:space="preserve"> Good balance of emotional and cognitive models.</w:t>
-      </w:r>
-      <w:r>
-        <w:rPr>
-          <w:sz w:val="20"/>
-          <w:szCs w:val="20"/>
-        </w:rPr>
         <w:br/>
       </w:r>
       <w:r>
@@ -6210,12 +5341,6 @@
           <w:szCs w:val="20"/>
         </w:rPr>
         <w:t xml:space="preserve"> Strong use of emotional intelligence frameworks.</w:t>
-      </w:r>
-      <w:r>
-        <w:rPr>
-          <w:sz w:val="20"/>
-          <w:szCs w:val="20"/>
-        </w:rPr>
         <w:br/>
       </w:r>
       <w:r>
@@ -6232,12 +5357,6 @@
           <w:szCs w:val="20"/>
         </w:rPr>
         <w:t xml:space="preserve"> Manager feedback adds credibility.</w:t>
-      </w:r>
-      <w:r>
-        <w:rPr>
-          <w:sz w:val="20"/>
-          <w:szCs w:val="20"/>
-        </w:rPr>
         <w:br/>
       </w:r>
       <w:r>
@@ -6296,12 +5415,6 @@
           <w:szCs w:val="20"/>
         </w:rPr>
         <w:t xml:space="preserve"> Clear and relevant goals.</w:t>
-      </w:r>
-      <w:r>
-        <w:rPr>
-          <w:sz w:val="20"/>
-          <w:szCs w:val="20"/>
-        </w:rPr>
         <w:br/>
       </w:r>
       <w:r>
@@ -6318,12 +5431,6 @@
           <w:szCs w:val="20"/>
         </w:rPr>
         <w:t xml:space="preserve"> Needs more explicit analysis (why these needs matter now, how they align with future roles).</w:t>
-      </w:r>
-      <w:r>
-        <w:rPr>
-          <w:sz w:val="20"/>
-          <w:szCs w:val="20"/>
-        </w:rPr>
         <w:br/>
       </w:r>
       <w:r>
@@ -6374,25 +5481,7 @@
           <w:szCs w:val="22"/>
         </w:rPr>
         <w:lastRenderedPageBreak/>
-        <w:t xml:space="preserve">18/07/2025 - </w:t>
-      </w:r>
-      <w:r>
-        <w:rPr>
-          <w:b/>
-          <w:bCs/>
-          <w:sz w:val="22"/>
-          <w:szCs w:val="22"/>
-        </w:rPr>
-        <w:t xml:space="preserve">FEEDBACK SOUGHT FOR </w:t>
-      </w:r>
-      <w:r>
-        <w:rPr>
-          <w:b/>
-          <w:bCs/>
-          <w:sz w:val="22"/>
-          <w:szCs w:val="22"/>
-        </w:rPr>
-        <w:t>REFLECTIVE ACCOUNT SECTION</w:t>
+        <w:t xml:space="preserve">18/07/2025 - FEEDBACK SOUGHT FOR REFLECTIVE ACCOUNT SECTION</w:t>
       </w:r>
     </w:p>
     <w:p>
@@ -6429,25 +5518,7 @@
           <w:sz w:val="20"/>
           <w:szCs w:val="20"/>
         </w:rPr>
-        <w:t>These responses work</w:t>
-      </w:r>
-      <w:r>
-        <w:rPr>
-          <w:rFonts w:cs="Calibri"/>
-          <w:color w:val="auto"/>
-          <w:sz w:val="20"/>
-          <w:szCs w:val="20"/>
-        </w:rPr>
-        <w:t xml:space="preserve"> </w:t>
-      </w:r>
-      <w:r>
-        <w:rPr>
-          <w:rFonts w:cs="Calibri"/>
-          <w:color w:val="auto"/>
-          <w:sz w:val="20"/>
-          <w:szCs w:val="20"/>
-        </w:rPr>
-        <w:t xml:space="preserve">for questions - </w:t>
+        <w:t xml:space="preserve">These responses work for questions - </w:t>
       </w:r>
       <w:bookmarkStart w:id="21" w:name="_Toc203570083"/>
       <w:r>
@@ -6511,25 +5582,7 @@
             <w:sz w:val="20"/>
             <w:szCs w:val="20"/>
           </w:rPr>
-          <w:t xml:space="preserve">Responses for Qs - Assignment 1 CMI </w:t>
-        </w:r>
-        <w:proofErr w:type="spellStart"/>
-        <w:r>
-          <w:rPr>
-            <w:rStyle w:val="Hyperlink"/>
-            <w:sz w:val="20"/>
-            <w:szCs w:val="20"/>
-          </w:rPr>
-          <w:t>Lvl</w:t>
-        </w:r>
-        <w:proofErr w:type="spellEnd"/>
-        <w:r>
-          <w:rPr>
-            <w:rStyle w:val="Hyperlink"/>
-            <w:sz w:val="20"/>
-            <w:szCs w:val="20"/>
-          </w:rPr>
-          <w:t xml:space="preserve"> 5.docx</w:t>
+          <w:t xml:space="preserve">Responses for Qs - Assignment 1 CMI Lvl 5.docx</w:t>
         </w:r>
       </w:hyperlink>
     </w:p>
@@ -6555,14 +5608,7 @@
           <w:sz w:val="20"/>
           <w:szCs w:val="20"/>
         </w:rPr>
-        <w:t xml:space="preserve"> </w:t>
-      </w:r>
-      <w:r>
-        <w:rPr>
-          <w:sz w:val="20"/>
-          <w:szCs w:val="20"/>
-        </w:rPr>
-        <w:t xml:space="preserve">Yes, your responses for </w:t>
+        <w:t xml:space="preserve"> Yes, your responses for </w:t>
       </w:r>
       <w:r>
         <w:rPr>
@@ -7145,25 +6191,7 @@
           <w:sz w:val="20"/>
           <w:szCs w:val="20"/>
         </w:rPr>
-        <w:t xml:space="preserve">Example: “Adopting </w:t>
-      </w:r>
-      <w:proofErr w:type="spellStart"/>
-      <w:proofErr w:type="gramStart"/>
-      <w:r>
-        <w:rPr>
-          <w:sz w:val="20"/>
-          <w:szCs w:val="20"/>
-        </w:rPr>
-        <w:t>a</w:t>
-      </w:r>
-      <w:proofErr w:type="spellEnd"/>
-      <w:proofErr w:type="gramEnd"/>
-      <w:r>
-        <w:rPr>
-          <w:sz w:val="20"/>
-          <w:szCs w:val="20"/>
-        </w:rPr>
-        <w:t xml:space="preserve"> environment…” → “Adopting an environment…”</w:t>
+        <w:t xml:space="preserve">Example: “Adopting a environment…” → “Adopting an environment…”</w:t>
       </w:r>
     </w:p>
     <w:p>
@@ -7440,21 +6468,7 @@
           <w:sz w:val="20"/>
           <w:szCs w:val="20"/>
         </w:rPr>
-        <w:t xml:space="preserve">word limit </w:t>
-      </w:r>
-      <w:r>
-        <w:rPr>
-          <w:sz w:val="20"/>
-          <w:szCs w:val="20"/>
-        </w:rPr>
-        <w:t>500</w:t>
-      </w:r>
-      <w:r>
-        <w:rPr>
-          <w:sz w:val="20"/>
-          <w:szCs w:val="20"/>
-        </w:rPr>
-        <w:t xml:space="preserve">, plus 10% discretion. </w:t>
+        <w:t xml:space="preserve">word limit 500, plus 10% discretion. </w:t>
       </w:r>
       <w:hyperlink r:id="rId17" w:tgtFrame="_blank" w:history="1">
         <w:r>
@@ -7463,25 +6477,7 @@
             <w:sz w:val="20"/>
             <w:szCs w:val="20"/>
           </w:rPr>
-          <w:t xml:space="preserve">Responses for Qs - Assignment 1 CMI </w:t>
-        </w:r>
-        <w:proofErr w:type="spellStart"/>
-        <w:r>
-          <w:rPr>
-            <w:rStyle w:val="Hyperlink"/>
-            <w:sz w:val="20"/>
-            <w:szCs w:val="20"/>
-          </w:rPr>
-          <w:t>Lvl</w:t>
-        </w:r>
-        <w:proofErr w:type="spellEnd"/>
-        <w:r>
-          <w:rPr>
-            <w:rStyle w:val="Hyperlink"/>
-            <w:sz w:val="20"/>
-            <w:szCs w:val="20"/>
-          </w:rPr>
-          <w:t xml:space="preserve"> 5.docx</w:t>
+          <w:t xml:space="preserve">Responses for Qs - Assignment 1 CMI Lvl 5.docx</w:t>
         </w:r>
       </w:hyperlink>
     </w:p>
@@ -7514,14 +6510,7 @@
           <w:sz w:val="20"/>
           <w:szCs w:val="20"/>
         </w:rPr>
-        <w:t xml:space="preserve">- </w:t>
-      </w:r>
-      <w:r>
-        <w:rPr>
-          <w:sz w:val="20"/>
-          <w:szCs w:val="20"/>
-        </w:rPr>
-        <w:t xml:space="preserve">Yes, your response to </w:t>
+        <w:t xml:space="preserve">- Yes, your response to </w:t>
       </w:r>
       <w:r>
         <w:rPr>
@@ -8204,23 +7193,7 @@
           <w:sz w:val="20"/>
           <w:szCs w:val="20"/>
         </w:rPr>
-        <w:t>“</w:t>
-      </w:r>
-      <w:proofErr w:type="gramStart"/>
-      <w:r>
-        <w:rPr>
-          <w:sz w:val="20"/>
-          <w:szCs w:val="20"/>
-        </w:rPr>
-        <w:t>Top</w:t>
-      </w:r>
-      <w:proofErr w:type="gramEnd"/>
-      <w:r>
-        <w:rPr>
-          <w:sz w:val="20"/>
-          <w:szCs w:val="20"/>
-        </w:rPr>
-        <w:t xml:space="preserve"> improve” → “To improve”</w:t>
+        <w:t xml:space="preserve">“Top improve” → “To improve”</w:t>
       </w:r>
     </w:p>
     <w:p>
@@ -8242,7 +7215,6 @@
         </w:rPr>
         <w:t>“</w:t>
       </w:r>
-      <w:proofErr w:type="gramStart"/>
       <w:r>
         <w:rPr>
           <w:i/>
@@ -8250,17 +7222,7 @@
           <w:sz w:val="20"/>
           <w:szCs w:val="20"/>
         </w:rPr>
-        <w:t>reflect</w:t>
-      </w:r>
-      <w:proofErr w:type="gramEnd"/>
-      <w:r>
-        <w:rPr>
-          <w:i/>
-          <w:iCs/>
-          <w:sz w:val="20"/>
-          <w:szCs w:val="20"/>
-        </w:rPr>
-        <w:t>-in-</w:t>
+        <w:t>reflect-in-</w:t>
       </w:r>
       <w:r>
         <w:rPr>
@@ -8549,25 +7511,7 @@
             <w:sz w:val="20"/>
             <w:szCs w:val="20"/>
           </w:rPr>
-          <w:t xml:space="preserve">Responses for Qs - Assignment 1 CMI </w:t>
-        </w:r>
-        <w:proofErr w:type="spellStart"/>
-        <w:r>
-          <w:rPr>
-            <w:rStyle w:val="Hyperlink"/>
-            <w:sz w:val="20"/>
-            <w:szCs w:val="20"/>
-          </w:rPr>
-          <w:t>Lvl</w:t>
-        </w:r>
-        <w:proofErr w:type="spellEnd"/>
-        <w:r>
-          <w:rPr>
-            <w:rStyle w:val="Hyperlink"/>
-            <w:sz w:val="20"/>
-            <w:szCs w:val="20"/>
-          </w:rPr>
-          <w:t xml:space="preserve"> 5 3.docx</w:t>
+          <w:t xml:space="preserve">Responses for Qs - Assignment 1 CMI Lvl 5 3.docx</w:t>
         </w:r>
       </w:hyperlink>
       <w:r>
@@ -10305,31 +9249,7 @@
           <w:sz w:val="20"/>
           <w:szCs w:val="20"/>
         </w:rPr>
-        <w:t xml:space="preserve"> </w:t>
-      </w:r>
-      <w:r>
-        <w:rPr>
-          <w:b/>
-          <w:sz w:val="20"/>
-          <w:szCs w:val="20"/>
-        </w:rPr>
-        <w:t>–</w:t>
-      </w:r>
-      <w:r>
-        <w:rPr>
-          <w:b/>
-          <w:sz w:val="20"/>
-          <w:szCs w:val="20"/>
-        </w:rPr>
-        <w:t xml:space="preserve"> </w:t>
-      </w:r>
-      <w:r>
-        <w:rPr>
-          <w:b/>
-          <w:sz w:val="20"/>
-          <w:szCs w:val="20"/>
-        </w:rPr>
-        <w:t>7</w:t>
+        <w:t xml:space="preserve"> – 7</w:t>
       </w:r>
       <w:r>
         <w:rPr>
@@ -10682,13 +9602,6 @@
                 <w:szCs w:val="20"/>
               </w:rPr>
               <w:t>Development Approach/</w:t>
-            </w:r>
-            <w:r>
-              <w:rPr>
-                <w:b/>
-                <w:sz w:val="20"/>
-                <w:szCs w:val="20"/>
-              </w:rPr>
               <w:br/>
               <w:t>Method</w:t>
             </w:r>
@@ -11182,11 +10095,6 @@
                 <w:rFonts w:asciiTheme="majorHAnsi" w:hAnsiTheme="majorHAnsi" w:cstheme="majorHAnsi"/>
               </w:rPr>
               <w:t xml:space="preserve">Practise reporting </w:t>
-            </w:r>
-            <w:r>
-              <w:rPr>
-                <w:rFonts w:asciiTheme="majorHAnsi" w:hAnsiTheme="majorHAnsi" w:cstheme="majorHAnsi"/>
-              </w:rPr>
               <w:lastRenderedPageBreak/>
               <w:t>on impact using clear, concise language.</w:t>
             </w:r>
@@ -12456,11 +11364,6 @@
                 <w:rFonts w:asciiTheme="majorHAnsi" w:hAnsiTheme="majorHAnsi" w:cstheme="majorHAnsi"/>
               </w:rPr>
               <w:t xml:space="preserve">Align leadership behaviours with organisational </w:t>
-            </w:r>
-            <w:r>
-              <w:rPr>
-                <w:rFonts w:asciiTheme="majorHAnsi" w:hAnsiTheme="majorHAnsi" w:cstheme="majorHAnsi"/>
-              </w:rPr>
               <w:lastRenderedPageBreak/>
               <w:t>goals.</w:t>
             </w:r>
@@ -12565,11 +11468,6 @@
                 <w:rFonts w:asciiTheme="majorHAnsi" w:hAnsiTheme="majorHAnsi" w:cstheme="majorHAnsi"/>
               </w:rPr>
               <w:t xml:space="preserve"> June </w:t>
-            </w:r>
-            <w:r>
-              <w:rPr>
-                <w:rFonts w:asciiTheme="majorHAnsi" w:hAnsiTheme="majorHAnsi" w:cstheme="majorHAnsi"/>
-              </w:rPr>
               <w:lastRenderedPageBreak/>
               <w:t>2027</w:t>
             </w:r>
@@ -12879,7 +11777,7 @@
                 <wp:inline distT="0" distB="0" distL="0" distR="0" wp14:anchorId="2243F9BE" wp14:editId="24D0C3E5">
                   <wp:extent cx="894840" cy="423998"/>
                   <wp:effectExtent l="0" t="0" r="635" b="0"/>
-                  <wp:docPr id="770695467" name="Picture 2" descr="A black background with a black square&#10;&#10;AI-generated content may be incorrect."/>
+                  <wp:docPr id="770695467" name="Picture 2" descr="A black background with a black square  AI-generated content may be incorrect."/>
                   <wp:cNvGraphicFramePr>
                     <a:graphicFrameLocks xmlns:a="http://schemas.openxmlformats.org/drawingml/2006/main" noChangeAspect="1"/>
                   </wp:cNvGraphicFramePr>
@@ -12887,7 +11785,7 @@
                     <a:graphicData uri="http://schemas.openxmlformats.org/drawingml/2006/picture">
                       <pic:pic xmlns:pic="http://schemas.openxmlformats.org/drawingml/2006/picture">
                         <pic:nvPicPr>
-                          <pic:cNvPr id="770695467" name="Picture 2" descr="A black background with a black square&#10;&#10;AI-generated content may be incorrect."/>
+                          <pic:cNvPr id="770695467" name="Picture 2" descr="A black background with a black square  AI-generated content may be incorrect."/>
                           <pic:cNvPicPr/>
                         </pic:nvPicPr>
                         <pic:blipFill>
